--- a/docs/manual/dist/CGA NLU Guide (zh-CN).docx
+++ b/docs/manual/dist/CGA NLU Guide (zh-CN).docx
@@ -25,17 +25,6 @@
           <w:i w:val="0"/>
           <w:sz w:val="21"/>
         </w:rPr>
-        <w:t>状态：内容创建完成，等待执行验证</w:t>
-      </w:r>
-    </w:p>
-    <w:p>
-      <w:r>
-        <w:rPr>
-          <w:rFonts w:ascii="Microsoft YaHei" w:hAnsi="Microsoft YaHei" w:eastAsia="Microsoft YaHei"/>
-          <w:b w:val="0"/>
-          <w:i w:val="0"/>
-          <w:sz w:val="21"/>
-        </w:rPr>
         <w:t>目标：机器人/对话设计操作员、AI/NLU 专家</w:t>
       </w:r>
     </w:p>
@@ -48,21 +37,6 @@
           <w:sz w:val="21"/>
         </w:rPr>
         <w:t>本文档选取了CGA的`ML`、`Semantic`和`LLM`引擎，并整理了各引擎的数据、设置、测试和质量改进方法。</w:t>
-      </w:r>
-    </w:p>
-    <w:p>
-      <w:pPr>
-        <w:spacing w:before="80" w:after="160"/>
-        <w:ind w:left="288" w:right="288"/>
-      </w:pPr>
-      <w:r>
-        <w:rPr>
-          <w:rFonts w:ascii="Microsoft YaHei" w:hAnsi="Microsoft YaHei" w:eastAsia="Microsoft YaHei"/>
-          <w:i/>
-          <w:color w:val="5F6368"/>
-          <w:sz w:val="19"/>
-        </w:rPr>
-        <w:t>在浏览器中检查了机器人创建屏幕上的引擎、模型和响应方法选项。对于实际学习、索引、模型调用结果尚未确认的项目，不要将其视为操作确认，还要检查[函数验证表](../cga-manual-verification-matrix.md)。</w:t>
       </w:r>
     </w:p>
     <w:p>
@@ -1270,17 +1244,6 @@
       </w:r>
     </w:p>
     <w:p>
-      <w:r>
-        <w:rPr>
-          <w:rFonts w:ascii="Microsoft YaHei" w:hAnsi="Microsoft YaHei" w:eastAsia="Microsoft YaHei"/>
-          <w:b w:val="0"/>
-          <w:i w:val="0"/>
-          <w:sz w:val="21"/>
-        </w:rPr>
-        <w:t>QA上传、搜索和索引的详细操作可能会因CGA屏幕和操作设置而异，因此实际支持范围根据[功能验证表](../cga-manual-verification-matrix.md)确认。</w:t>
-      </w:r>
-    </w:p>
-    <w:p>
       <w:pPr>
         <w:pStyle w:val="Heading2"/>
       </w:pPr>
@@ -2171,17 +2134,6 @@
           <w:sz w:val="21"/>
         </w:rPr>
         <w:t>记录延迟、成本和失败响应。</w:t>
-      </w:r>
-    </w:p>
-    <w:p>
-      <w:r>
-        <w:rPr>
-          <w:rFonts w:ascii="Microsoft YaHei" w:hAnsi="Microsoft YaHei" w:eastAsia="Microsoft YaHei"/>
-          <w:b w:val="0"/>
-          <w:i w:val="0"/>
-          <w:sz w:val="21"/>
-        </w:rPr>
-        <w:t>实际的提供商调用和响应结果必须在类似操作的环境中单独验证。在ML验证机器人中，学习请求已注册在队列中，但尚未完成，模拟器返回一个未分类的意图，没有学习语句。</w:t>
       </w:r>
     </w:p>
     <w:p>
@@ -3460,19 +3412,6 @@
         <w:t>[发动机对照表](engine-comparison.md)</w:t>
       </w:r>
     </w:p>
-    <w:p>
-      <w:pPr>
-        <w:pStyle w:val="ListBullet"/>
-        <w:spacing w:after="80"/>
-      </w:pPr>
-      <w:r>
-        <w:rPr>
-          <w:rFonts w:ascii="Microsoft YaHei" w:hAnsi="Microsoft YaHei" w:eastAsia="Microsoft YaHei"/>
-          <w:sz w:val="21"/>
-        </w:rPr>
-        <w:t>[功能验证表](../cga-manual-verification-matrix.md)</w:t>
-      </w:r>
-    </w:p>
     <w:sectPr>
       <w:headerReference w:type="default" r:id="rId9"/>
       <w:footerReference w:type="default" r:id="rId10"/>

--- a/docs/manual/dist/CGA NLU Guide (zh-CN).docx
+++ b/docs/manual/dist/CGA NLU Guide (zh-CN).docx
@@ -36,7 +36,61 @@
           <w:i w:val="0"/>
           <w:sz w:val="21"/>
         </w:rPr>
-        <w:t>本文档选取了CGA的`ML`、`Semantic`和`LLM`引擎，并整理了各引擎的数据、设置、测试和质量改进方法。</w:t>
+        <w:t>本文档选取了CGA的</w:t>
+      </w:r>
+      <w:r>
+        <w:rPr>
+          <w:rFonts w:ascii="Microsoft YaHei" w:hAnsi="Microsoft YaHei" w:eastAsia="Microsoft YaHei"/>
+          <w:b/>
+          <w:i w:val="0"/>
+          <w:sz w:val="21"/>
+        </w:rPr>
+        <w:t>ML</w:t>
+      </w:r>
+      <w:r>
+        <w:rPr>
+          <w:rFonts w:ascii="Microsoft YaHei" w:hAnsi="Microsoft YaHei" w:eastAsia="Microsoft YaHei"/>
+          <w:b w:val="0"/>
+          <w:i w:val="0"/>
+          <w:sz w:val="21"/>
+        </w:rPr>
+        <w:t>、</w:t>
+      </w:r>
+      <w:r>
+        <w:rPr>
+          <w:rFonts w:ascii="Microsoft YaHei" w:hAnsi="Microsoft YaHei" w:eastAsia="Microsoft YaHei"/>
+          <w:b/>
+          <w:i w:val="0"/>
+          <w:sz w:val="21"/>
+        </w:rPr>
+        <w:t>Semantic</w:t>
+      </w:r>
+      <w:r>
+        <w:rPr>
+          <w:rFonts w:ascii="Microsoft YaHei" w:hAnsi="Microsoft YaHei" w:eastAsia="Microsoft YaHei"/>
+          <w:b w:val="0"/>
+          <w:i w:val="0"/>
+          <w:sz w:val="21"/>
+        </w:rPr>
+        <w:t>和</w:t>
+      </w:r>
+      <w:r>
+        <w:rPr>
+          <w:rFonts w:ascii="Microsoft YaHei" w:hAnsi="Microsoft YaHei" w:eastAsia="Microsoft YaHei"/>
+          <w:b/>
+          <w:i w:val="0"/>
+          <w:sz w:val="21"/>
+        </w:rPr>
+        <w:t>LLM</w:t>
+      </w:r>
+      <w:r>
+        <w:rPr>
+          <w:rFonts w:ascii="Microsoft YaHei" w:hAnsi="Microsoft YaHei" w:eastAsia="Microsoft YaHei"/>
+          <w:b w:val="0"/>
+          <w:i w:val="0"/>
+          <w:sz w:val="21"/>
+        </w:rPr>
+        <w:t>引擎，并整理了各引擎的数据、设置、测试和质量改进方法。</w:t>
       </w:r>
     </w:p>
     <w:p>
@@ -61,6 +115,8 @@
       <w:r>
         <w:rPr>
           <w:rFonts w:ascii="Microsoft YaHei" w:hAnsi="Microsoft YaHei" w:eastAsia="Microsoft YaHei"/>
+          <w:b w:val="0"/>
+          <w:i w:val="0"/>
           <w:sz w:val="21"/>
         </w:rPr>
         <w:t>意图：一个分类单元，指示用户的话语正在请求什么。</w:t>
@@ -74,6 +130,8 @@
       <w:r>
         <w:rPr>
           <w:rFonts w:ascii="Microsoft YaHei" w:hAnsi="Microsoft YaHei" w:eastAsia="Microsoft YaHei"/>
+          <w:b w:val="0"/>
+          <w:i w:val="0"/>
           <w:sz w:val="21"/>
         </w:rPr>
         <w:t>学习句子：注册用于学习意图或用作搜索条件的用户表达。</w:t>
@@ -87,6 +145,8 @@
       <w:r>
         <w:rPr>
           <w:rFonts w:ascii="Microsoft YaHei" w:hAnsi="Microsoft YaHei" w:eastAsia="Microsoft YaHei"/>
+          <w:b w:val="0"/>
+          <w:i w:val="0"/>
           <w:sz w:val="21"/>
         </w:rPr>
         <w:t>实体：必须从话语中提取的业务值或名称。</w:t>
@@ -100,6 +160,8 @@
       <w:r>
         <w:rPr>
           <w:rFonts w:ascii="Microsoft YaHei" w:hAnsi="Microsoft YaHei" w:eastAsia="Microsoft YaHei"/>
+          <w:b w:val="0"/>
+          <w:i w:val="0"/>
           <w:sz w:val="21"/>
         </w:rPr>
         <w:t>字典：用于解释领域术语、同义词和用户表达的资产</w:t>
@@ -113,6 +175,8 @@
       <w:r>
         <w:rPr>
           <w:rFonts w:ascii="Microsoft YaHei" w:hAnsi="Microsoft YaHei" w:eastAsia="Microsoft YaHei"/>
+          <w:b w:val="0"/>
+          <w:i w:val="0"/>
           <w:sz w:val="21"/>
         </w:rPr>
         <w:t>阈值：接受可用结果的最低标准。</w:t>
@@ -126,6 +190,8 @@
       <w:r>
         <w:rPr>
           <w:rFonts w:ascii="Microsoft YaHei" w:hAnsi="Microsoft YaHei" w:eastAsia="Microsoft YaHei"/>
+          <w:b w:val="0"/>
+          <w:i w:val="0"/>
           <w:sz w:val="21"/>
         </w:rPr>
         <w:t>相似度：指示输入数据和候选数据的含义有多接近的值。</w:t>
@@ -139,6 +205,8 @@
       <w:r>
         <w:rPr>
           <w:rFonts w:ascii="Microsoft YaHei" w:hAnsi="Microsoft YaHei" w:eastAsia="Microsoft YaHei"/>
+          <w:b w:val="0"/>
+          <w:i w:val="0"/>
           <w:sz w:val="21"/>
         </w:rPr>
         <w:t>答案引擎：选择给定答案或根据分类结果搜索/创建答案的区域</w:t>
@@ -194,6 +262,7 @@
               <w:rPr>
                 <w:rFonts w:ascii="Microsoft YaHei" w:hAnsi="Microsoft YaHei" w:eastAsia="Microsoft YaHei"/>
                 <w:b/>
+                <w:i w:val="0"/>
                 <w:color w:val="1F4D78"/>
                 <w:sz w:val="18"/>
               </w:rPr>
@@ -222,6 +291,7 @@
               <w:rPr>
                 <w:rFonts w:ascii="Microsoft YaHei" w:hAnsi="Microsoft YaHei" w:eastAsia="Microsoft YaHei"/>
                 <w:b/>
+                <w:i w:val="0"/>
                 <w:color w:val="1F4D78"/>
                 <w:sz w:val="18"/>
               </w:rPr>
@@ -250,6 +320,7 @@
               <w:rPr>
                 <w:rFonts w:ascii="Microsoft YaHei" w:hAnsi="Microsoft YaHei" w:eastAsia="Microsoft YaHei"/>
                 <w:b/>
+                <w:i w:val="0"/>
                 <w:color w:val="1F4D78"/>
                 <w:sz w:val="18"/>
               </w:rPr>
@@ -278,6 +349,7 @@
               <w:rPr>
                 <w:rFonts w:ascii="Microsoft YaHei" w:hAnsi="Microsoft YaHei" w:eastAsia="Microsoft YaHei"/>
                 <w:b/>
+                <w:i w:val="0"/>
                 <w:color w:val="1F4D78"/>
                 <w:sz w:val="18"/>
               </w:rPr>
@@ -307,6 +379,7 @@
               <w:rPr>
                 <w:rFonts w:ascii="Microsoft YaHei" w:hAnsi="Microsoft YaHei" w:eastAsia="Microsoft YaHei"/>
                 <w:b w:val="0"/>
+                <w:i w:val="0"/>
                 <w:sz w:val="18"/>
               </w:rPr>
               <w:t>基本方法</w:t>
@@ -333,6 +406,7 @@
               <w:rPr>
                 <w:rFonts w:ascii="Microsoft YaHei" w:hAnsi="Microsoft YaHei" w:eastAsia="Microsoft YaHei"/>
                 <w:b w:val="0"/>
+                <w:i w:val="0"/>
                 <w:sz w:val="18"/>
               </w:rPr>
               <w:t>基于意图和学习句子的分类</w:t>
@@ -359,6 +433,7 @@
               <w:rPr>
                 <w:rFonts w:ascii="Microsoft YaHei" w:hAnsi="Microsoft YaHei" w:eastAsia="Microsoft YaHei"/>
                 <w:b w:val="0"/>
+                <w:i w:val="0"/>
                 <w:sz w:val="18"/>
               </w:rPr>
               <w:t>嵌入和矢量搜索焦点</w:t>
@@ -385,6 +460,7 @@
               <w:rPr>
                 <w:rFonts w:ascii="Microsoft YaHei" w:hAnsi="Microsoft YaHei" w:eastAsia="Microsoft YaHei"/>
                 <w:b w:val="0"/>
+                <w:i w:val="0"/>
                 <w:sz w:val="18"/>
               </w:rPr>
               <w:t>LLM 模型和基于指令的处理</w:t>
@@ -413,6 +489,7 @@
               <w:rPr>
                 <w:rFonts w:ascii="Microsoft YaHei" w:hAnsi="Microsoft YaHei" w:eastAsia="Microsoft YaHei"/>
                 <w:b w:val="0"/>
+                <w:i w:val="0"/>
                 <w:sz w:val="18"/>
               </w:rPr>
               <w:t>准备好数据</w:t>
@@ -439,6 +516,7 @@
               <w:rPr>
                 <w:rFonts w:ascii="Microsoft YaHei" w:hAnsi="Microsoft YaHei" w:eastAsia="Microsoft YaHei"/>
                 <w:b w:val="0"/>
+                <w:i w:val="0"/>
                 <w:sz w:val="18"/>
               </w:rPr>
               <w:t>意图、学习句子、对象、词典</w:t>
@@ -465,6 +543,7 @@
               <w:rPr>
                 <w:rFonts w:ascii="Microsoft YaHei" w:hAnsi="Microsoft YaHei" w:eastAsia="Microsoft YaHei"/>
                 <w:b w:val="0"/>
+                <w:i w:val="0"/>
                 <w:sz w:val="18"/>
               </w:rPr>
               <w:t>意图或搜索知识、嵌入·矢量DB</w:t>
@@ -491,6 +570,7 @@
               <w:rPr>
                 <w:rFonts w:ascii="Microsoft YaHei" w:hAnsi="Microsoft YaHei" w:eastAsia="Microsoft YaHei"/>
                 <w:b w:val="0"/>
+                <w:i w:val="0"/>
                 <w:sz w:val="18"/>
               </w:rPr>
               <w:t>意图、指令、提供者·模型</w:t>
@@ -519,6 +599,7 @@
               <w:rPr>
                 <w:rFonts w:ascii="Microsoft YaHei" w:hAnsi="Microsoft YaHei" w:eastAsia="Microsoft YaHei"/>
                 <w:b w:val="0"/>
+                <w:i w:val="0"/>
                 <w:sz w:val="18"/>
               </w:rPr>
               <w:t>一个好的起点</w:t>
@@ -545,6 +626,7 @@
               <w:rPr>
                 <w:rFonts w:ascii="Microsoft YaHei" w:hAnsi="Microsoft YaHei" w:eastAsia="Microsoft YaHei"/>
                 <w:b w:val="0"/>
+                <w:i w:val="0"/>
                 <w:sz w:val="18"/>
               </w:rPr>
               <w:t>当有可辨别的工作意图和学习句子的管理</w:t>
@@ -571,6 +653,7 @@
               <w:rPr>
                 <w:rFonts w:ascii="Microsoft YaHei" w:hAnsi="Microsoft YaHei" w:eastAsia="Microsoft YaHei"/>
                 <w:b w:val="0"/>
+                <w:i w:val="0"/>
                 <w:sz w:val="18"/>
               </w:rPr>
               <w:t>当您需要搜索相似的含义时，即使表达方式不同</w:t>
@@ -597,6 +680,7 @@
               <w:rPr>
                 <w:rFonts w:ascii="Microsoft YaHei" w:hAnsi="Microsoft YaHei" w:eastAsia="Microsoft YaHei"/>
                 <w:b w:val="0"/>
+                <w:i w:val="0"/>
                 <w:sz w:val="18"/>
               </w:rPr>
               <w:t>当需要基于LLM的分析/生成和模型运算时</w:t>
@@ -625,6 +709,7 @@
               <w:rPr>
                 <w:rFonts w:ascii="Microsoft YaHei" w:hAnsi="Microsoft YaHei" w:eastAsia="Microsoft YaHei"/>
                 <w:b w:val="0"/>
+                <w:i w:val="0"/>
                 <w:sz w:val="18"/>
               </w:rPr>
               <w:t>密钥验证</w:t>
@@ -651,6 +736,7 @@
               <w:rPr>
                 <w:rFonts w:ascii="Microsoft YaHei" w:hAnsi="Microsoft YaHei" w:eastAsia="Microsoft YaHei"/>
                 <w:b w:val="0"/>
+                <w:i w:val="0"/>
                 <w:sz w:val="18"/>
               </w:rPr>
               <w:t>准确性、错误分类、句子平衡</w:t>
@@ -677,6 +763,7 @@
               <w:rPr>
                 <w:rFonts w:ascii="Microsoft YaHei" w:hAnsi="Microsoft YaHei" w:eastAsia="Microsoft YaHei"/>
                 <w:b w:val="0"/>
+                <w:i w:val="0"/>
                 <w:sz w:val="18"/>
               </w:rPr>
               <w:t>搜索相似度、阈值、索引状态</w:t>
@@ -703,6 +790,7 @@
               <w:rPr>
                 <w:rFonts w:ascii="Microsoft YaHei" w:hAnsi="Microsoft YaHei" w:eastAsia="Microsoft YaHei"/>
                 <w:b w:val="0"/>
+                <w:i w:val="0"/>
                 <w:sz w:val="18"/>
               </w:rPr>
               <w:t>响应一致性、遵守指示、延迟/成本</w:t>
@@ -731,6 +819,7 @@
               <w:rPr>
                 <w:rFonts w:ascii="Microsoft YaHei" w:hAnsi="Microsoft YaHei" w:eastAsia="Microsoft YaHei"/>
                 <w:b w:val="0"/>
+                <w:i w:val="0"/>
                 <w:sz w:val="18"/>
               </w:rPr>
               <w:t>主要风险</w:t>
@@ -757,6 +846,7 @@
               <w:rPr>
                 <w:rFonts w:ascii="Microsoft YaHei" w:hAnsi="Microsoft YaHei" w:eastAsia="Microsoft YaHei"/>
                 <w:b w:val="0"/>
+                <w:i w:val="0"/>
                 <w:sz w:val="18"/>
               </w:rPr>
               <w:t>意图重复、数据不平衡</w:t>
@@ -783,6 +873,7 @@
               <w:rPr>
                 <w:rFonts w:ascii="Microsoft YaHei" w:hAnsi="Microsoft YaHei" w:eastAsia="Microsoft YaHei"/>
                 <w:b w:val="0"/>
+                <w:i w:val="0"/>
                 <w:sz w:val="18"/>
               </w:rPr>
               <w:t>嵌入兼容性、索引不匹配</w:t>
@@ -809,6 +900,7 @@
               <w:rPr>
                 <w:rFonts w:ascii="Microsoft YaHei" w:hAnsi="Microsoft YaHei" w:eastAsia="Microsoft YaHei"/>
                 <w:b w:val="0"/>
+                <w:i w:val="0"/>
                 <w:sz w:val="18"/>
               </w:rPr>
               <w:t>模式改变，影响立竿见影，反应偏差</w:t>
@@ -845,106 +937,122 @@
     </w:p>
     <w:p>
       <w:pPr>
-        <w:pStyle w:val="ListNumber"/>
         <w:spacing w:after="80"/>
+        <w:ind w:left="360" w:hanging="288"/>
       </w:pPr>
       <w:r>
         <w:rPr>
           <w:rFonts w:ascii="Microsoft YaHei" w:hAnsi="Microsoft YaHei" w:eastAsia="Microsoft YaHei"/>
+          <w:b w:val="0"/>
+          <w:i w:val="0"/>
           <w:sz w:val="21"/>
         </w:rPr>
-        <w:t>检查机器人和版本。</w:t>
+        <w:t>1. 检查机器人和版本。</w:t>
       </w:r>
     </w:p>
     <w:p>
       <w:pPr>
-        <w:pStyle w:val="ListNumber"/>
         <w:spacing w:after="80"/>
+        <w:ind w:left="360" w:hanging="288"/>
       </w:pPr>
       <w:r>
         <w:rPr>
           <w:rFonts w:ascii="Microsoft YaHei" w:hAnsi="Microsoft YaHei" w:eastAsia="Microsoft YaHei"/>
+          <w:b w:val="0"/>
+          <w:i w:val="0"/>
           <w:sz w:val="21"/>
         </w:rPr>
-        <w:t>检查NLU方法和模型。</w:t>
+        <w:t>2. 检查NLU方法和模型。</w:t>
       </w:r>
     </w:p>
     <w:p>
       <w:pPr>
-        <w:pStyle w:val="ListNumber"/>
         <w:spacing w:after="80"/>
+        <w:ind w:left="360" w:hanging="288"/>
       </w:pPr>
       <w:r>
         <w:rPr>
           <w:rFonts w:ascii="Microsoft YaHei" w:hAnsi="Microsoft YaHei" w:eastAsia="Microsoft YaHei"/>
+          <w:b w:val="0"/>
+          <w:i w:val="0"/>
           <w:sz w:val="21"/>
         </w:rPr>
-        <w:t>检查答案方法。</w:t>
+        <w:t>3. 检查答案方法。</w:t>
       </w:r>
     </w:p>
     <w:p>
       <w:pPr>
-        <w:pStyle w:val="ListNumber"/>
         <w:spacing w:after="80"/>
+        <w:ind w:left="360" w:hanging="288"/>
       </w:pPr>
       <w:r>
         <w:rPr>
           <w:rFonts w:ascii="Microsoft YaHei" w:hAnsi="Microsoft YaHei" w:eastAsia="Microsoft YaHei"/>
+          <w:b w:val="0"/>
+          <w:i w:val="0"/>
           <w:sz w:val="21"/>
         </w:rPr>
-        <w:t>准备数据或连接设置。</w:t>
+        <w:t>4. 准备数据或连接设置。</w:t>
       </w:r>
     </w:p>
     <w:p>
       <w:pPr>
-        <w:pStyle w:val="ListNumber"/>
         <w:spacing w:after="80"/>
+        <w:ind w:left="360" w:hanging="288"/>
       </w:pPr>
       <w:r>
         <w:rPr>
           <w:rFonts w:ascii="Microsoft YaHei" w:hAnsi="Microsoft YaHei" w:eastAsia="Microsoft YaHei"/>
+          <w:b w:val="0"/>
+          <w:i w:val="0"/>
           <w:sz w:val="21"/>
         </w:rPr>
-        <w:t>执行训练、索引创建和模型应用任务。</w:t>
+        <w:t>5. 执行训练、索引创建和模型应用任务。</w:t>
       </w:r>
     </w:p>
     <w:p>
       <w:pPr>
-        <w:pStyle w:val="ListNumber"/>
         <w:spacing w:after="80"/>
+        <w:ind w:left="360" w:hanging="288"/>
       </w:pPr>
       <w:r>
         <w:rPr>
           <w:rFonts w:ascii="Microsoft YaHei" w:hAnsi="Microsoft YaHei" w:eastAsia="Microsoft YaHei"/>
+          <w:b w:val="0"/>
+          <w:i w:val="0"/>
           <w:sz w:val="21"/>
         </w:rPr>
-        <w:t>在模拟器中测试代表性话语。</w:t>
+        <w:t>6. 在模拟器中测试代表性话语。</w:t>
       </w:r>
     </w:p>
     <w:p>
       <w:pPr>
-        <w:pStyle w:val="ListNumber"/>
         <w:spacing w:after="80"/>
+        <w:ind w:left="360" w:hanging="288"/>
       </w:pPr>
       <w:r>
         <w:rPr>
           <w:rFonts w:ascii="Microsoft YaHei" w:hAnsi="Microsoft YaHei" w:eastAsia="Microsoft YaHei"/>
+          <w:b w:val="0"/>
+          <w:i w:val="0"/>
           <w:sz w:val="21"/>
         </w:rPr>
-        <w:t>检查分析/评估/对话历史记录中的结果。</w:t>
+        <w:t>7. 检查分析/评估/对话历史记录中的结果。</w:t>
       </w:r>
     </w:p>
     <w:p>
       <w:pPr>
-        <w:pStyle w:val="ListNumber"/>
         <w:spacing w:after="80"/>
+        <w:ind w:left="360" w:hanging="288"/>
       </w:pPr>
       <w:r>
         <w:rPr>
           <w:rFonts w:ascii="Microsoft YaHei" w:hAnsi="Microsoft YaHei" w:eastAsia="Microsoft YaHei"/>
+          <w:b w:val="0"/>
+          <w:i w:val="0"/>
           <w:sz w:val="21"/>
         </w:rPr>
-        <w:t>对原因进行分类，更正数据，然后再次测试。</w:t>
+        <w:t>8. 对原因进行分类，更正数据，然后再次测试。</w:t>
       </w:r>
     </w:p>
     <w:p>
@@ -969,6 +1077,8 @@
       <w:r>
         <w:rPr>
           <w:rFonts w:ascii="Microsoft YaHei" w:hAnsi="Microsoft YaHei" w:eastAsia="Microsoft YaHei"/>
+          <w:b w:val="0"/>
+          <w:i w:val="0"/>
           <w:sz w:val="21"/>
         </w:rPr>
         <w:t>一个训练句子包含一个核心意图。</w:t>
@@ -982,6 +1092,8 @@
       <w:r>
         <w:rPr>
           <w:rFonts w:ascii="Microsoft YaHei" w:hAnsi="Microsoft YaHei" w:eastAsia="Microsoft YaHei"/>
+          <w:b w:val="0"/>
+          <w:i w:val="0"/>
           <w:sz w:val="21"/>
         </w:rPr>
         <w:t>相似意图包括可以彼此区分的名词、动词和情境。</w:t>
@@ -995,6 +1107,8 @@
       <w:r>
         <w:rPr>
           <w:rFonts w:ascii="Microsoft YaHei" w:hAnsi="Microsoft YaHei" w:eastAsia="Microsoft YaHei"/>
+          <w:b w:val="0"/>
+          <w:i w:val="0"/>
           <w:sz w:val="21"/>
         </w:rPr>
         <w:t>检查平衡以避免特定意图的数据过载。</w:t>
@@ -1008,6 +1122,8 @@
       <w:r>
         <w:rPr>
           <w:rFonts w:ascii="Microsoft YaHei" w:hAnsi="Microsoft YaHei" w:eastAsia="Microsoft YaHei"/>
+          <w:b w:val="0"/>
+          <w:i w:val="0"/>
           <w:sz w:val="21"/>
         </w:rPr>
         <w:t>首先确定域术语是否将作为对象或字典进行管理。</w:t>
@@ -1021,6 +1137,8 @@
       <w:r>
         <w:rPr>
           <w:rFonts w:ascii="Microsoft YaHei" w:hAnsi="Microsoft YaHei" w:eastAsia="Microsoft YaHei"/>
+          <w:b w:val="0"/>
+          <w:i w:val="0"/>
           <w:sz w:val="21"/>
         </w:rPr>
         <w:t>测试话语不仅重复与训练句子相同的表达方式。</w:t>
@@ -1034,6 +1152,8 @@
       <w:r>
         <w:rPr>
           <w:rFonts w:ascii="Microsoft YaHei" w:hAnsi="Microsoft YaHei" w:eastAsia="Microsoft YaHei"/>
+          <w:b w:val="0"/>
+          <w:i w:val="0"/>
           <w:sz w:val="21"/>
         </w:rPr>
         <w:t>首先改进分析结果中重复错误分类的意图对。</w:t>
@@ -1066,80 +1186,92 @@
     </w:p>
     <w:p>
       <w:pPr>
-        <w:pStyle w:val="ListNumber"/>
         <w:spacing w:after="80"/>
+        <w:ind w:left="360" w:hanging="288"/>
       </w:pPr>
       <w:r>
         <w:rPr>
           <w:rFonts w:ascii="Microsoft YaHei" w:hAnsi="Microsoft YaHei" w:eastAsia="Microsoft YaHei"/>
+          <w:b w:val="0"/>
+          <w:i w:val="0"/>
           <w:sz w:val="21"/>
         </w:rPr>
-        <w:t>命名意图以表明任务的目的。</w:t>
+        <w:t>1. 命名意图以表明任务的目的。</w:t>
       </w:r>
     </w:p>
     <w:p>
       <w:pPr>
-        <w:pStyle w:val="ListNumber"/>
         <w:spacing w:after="80"/>
+        <w:ind w:left="360" w:hanging="288"/>
       </w:pPr>
       <w:r>
         <w:rPr>
           <w:rFonts w:ascii="Microsoft YaHei" w:hAnsi="Microsoft YaHei" w:eastAsia="Microsoft YaHei"/>
+          <w:b w:val="0"/>
+          <w:i w:val="0"/>
           <w:sz w:val="21"/>
         </w:rPr>
-        <w:t>一个训练句子中仅包含一个核心请求。</w:t>
+        <w:t>2. 一个训练句子中仅包含一个核心请求。</w:t>
       </w:r>
     </w:p>
     <w:p>
       <w:pPr>
-        <w:pStyle w:val="ListNumber"/>
         <w:spacing w:after="80"/>
+        <w:ind w:left="360" w:hanging="288"/>
       </w:pPr>
       <w:r>
         <w:rPr>
           <w:rFonts w:ascii="Microsoft YaHei" w:hAnsi="Microsoft YaHei" w:eastAsia="Microsoft YaHei"/>
+          <w:b w:val="0"/>
+          <w:i w:val="0"/>
           <w:sz w:val="21"/>
         </w:rPr>
-        <w:t>用不同的词序、语气和表达方式准备相同的意图。</w:t>
+        <w:t>3. 用不同的词序、语气和表达方式准备相同的意图。</w:t>
       </w:r>
     </w:p>
     <w:p>
       <w:pPr>
-        <w:pStyle w:val="ListNumber"/>
         <w:spacing w:after="80"/>
+        <w:ind w:left="360" w:hanging="288"/>
       </w:pPr>
       <w:r>
         <w:rPr>
           <w:rFonts w:ascii="Microsoft YaHei" w:hAnsi="Microsoft YaHei" w:eastAsia="Microsoft YaHei"/>
+          <w:b w:val="0"/>
+          <w:i w:val="0"/>
           <w:sz w:val="21"/>
         </w:rPr>
-        <w:t>不要只增加与其他意图重叠的单词，包括区分意图的上下文和操作。</w:t>
+        <w:t>4. 不要只增加与其他意图重叠的单词，包括区分意图的上下文和操作。</w:t>
       </w:r>
     </w:p>
     <w:p>
       <w:pPr>
-        <w:pStyle w:val="ListNumber"/>
         <w:spacing w:after="80"/>
+        <w:ind w:left="360" w:hanging="288"/>
       </w:pPr>
       <w:r>
         <w:rPr>
           <w:rFonts w:ascii="Microsoft YaHei" w:hAnsi="Microsoft YaHei" w:eastAsia="Microsoft YaHei"/>
+          <w:b w:val="0"/>
+          <w:i w:val="0"/>
           <w:sz w:val="21"/>
         </w:rPr>
-        <w:t>不要重复注册相同或几乎相同的句子。</w:t>
+        <w:t>5. 不要重复注册相同或几乎相同的句子。</w:t>
       </w:r>
     </w:p>
     <w:p>
       <w:pPr>
-        <w:pStyle w:val="ListNumber"/>
         <w:spacing w:after="80"/>
+        <w:ind w:left="360" w:hanging="288"/>
       </w:pPr>
       <w:r>
         <w:rPr>
           <w:rFonts w:ascii="Microsoft YaHei" w:hAnsi="Microsoft YaHei" w:eastAsia="Microsoft YaHei"/>
+          <w:b w:val="0"/>
+          <w:i w:val="0"/>
           <w:sz w:val="21"/>
         </w:rPr>
-        <w:t>比较每个意图，以确保句子不只集中于特定意图。</w:t>
+        <w:t>6. 比较每个意图，以确保句子不只集中于特定意图。</w:t>
       </w:r>
     </w:p>
     <w:p>
@@ -1150,7 +1282,97 @@
           <w:i w:val="0"/>
           <w:sz w:val="21"/>
         </w:rPr>
-        <w:t>例如，当划分 `查询剩余休假天数` 和 `休假申请方法` 时，请准备显示划分标准的表达式，例如 `剩余天数` 和 `申请流程`，而不是在两个意图中都包含单词 `休假`。</w:t>
+        <w:t xml:space="preserve">例如，当划分 </w:t>
+      </w:r>
+      <w:r>
+        <w:rPr>
+          <w:rFonts w:ascii="Microsoft YaHei" w:hAnsi="Microsoft YaHei" w:eastAsia="Microsoft YaHei"/>
+          <w:b/>
+          <w:i w:val="0"/>
+          <w:sz w:val="21"/>
+        </w:rPr>
+        <w:t>查询剩余休假天数</w:t>
+      </w:r>
+      <w:r>
+        <w:rPr>
+          <w:rFonts w:ascii="Microsoft YaHei" w:hAnsi="Microsoft YaHei" w:eastAsia="Microsoft YaHei"/>
+          <w:b w:val="0"/>
+          <w:i w:val="0"/>
+          <w:sz w:val="21"/>
+        </w:rPr>
+        <w:t xml:space="preserve"> 和 </w:t>
+      </w:r>
+      <w:r>
+        <w:rPr>
+          <w:rFonts w:ascii="Microsoft YaHei" w:hAnsi="Microsoft YaHei" w:eastAsia="Microsoft YaHei"/>
+          <w:b/>
+          <w:i w:val="0"/>
+          <w:sz w:val="21"/>
+        </w:rPr>
+        <w:t>休假申请方法</w:t>
+      </w:r>
+      <w:r>
+        <w:rPr>
+          <w:rFonts w:ascii="Microsoft YaHei" w:hAnsi="Microsoft YaHei" w:eastAsia="Microsoft YaHei"/>
+          <w:b w:val="0"/>
+          <w:i w:val="0"/>
+          <w:sz w:val="21"/>
+        </w:rPr>
+        <w:t xml:space="preserve"> 时，请准备显示划分标准的表达式，例如 </w:t>
+      </w:r>
+      <w:r>
+        <w:rPr>
+          <w:rFonts w:ascii="Microsoft YaHei" w:hAnsi="Microsoft YaHei" w:eastAsia="Microsoft YaHei"/>
+          <w:b/>
+          <w:i w:val="0"/>
+          <w:sz w:val="21"/>
+        </w:rPr>
+        <w:t>剩余天数</w:t>
+      </w:r>
+      <w:r>
+        <w:rPr>
+          <w:rFonts w:ascii="Microsoft YaHei" w:hAnsi="Microsoft YaHei" w:eastAsia="Microsoft YaHei"/>
+          <w:b w:val="0"/>
+          <w:i w:val="0"/>
+          <w:sz w:val="21"/>
+        </w:rPr>
+        <w:t xml:space="preserve"> 和 </w:t>
+      </w:r>
+      <w:r>
+        <w:rPr>
+          <w:rFonts w:ascii="Microsoft YaHei" w:hAnsi="Microsoft YaHei" w:eastAsia="Microsoft YaHei"/>
+          <w:b/>
+          <w:i w:val="0"/>
+          <w:sz w:val="21"/>
+        </w:rPr>
+        <w:t>申请流程</w:t>
+      </w:r>
+      <w:r>
+        <w:rPr>
+          <w:rFonts w:ascii="Microsoft YaHei" w:hAnsi="Microsoft YaHei" w:eastAsia="Microsoft YaHei"/>
+          <w:b w:val="0"/>
+          <w:i w:val="0"/>
+          <w:sz w:val="21"/>
+        </w:rPr>
+        <w:t xml:space="preserve">，而不是在两个意图中都包含单词 </w:t>
+      </w:r>
+      <w:r>
+        <w:rPr>
+          <w:rFonts w:ascii="Microsoft YaHei" w:hAnsi="Microsoft YaHei" w:eastAsia="Microsoft YaHei"/>
+          <w:b/>
+          <w:i w:val="0"/>
+          <w:sz w:val="21"/>
+        </w:rPr>
+        <w:t>休假</w:t>
+      </w:r>
+      <w:r>
+        <w:rPr>
+          <w:rFonts w:ascii="Microsoft YaHei" w:hAnsi="Microsoft YaHei" w:eastAsia="Microsoft YaHei"/>
+          <w:b w:val="0"/>
+          <w:i w:val="0"/>
+          <w:sz w:val="21"/>
+        </w:rPr>
+        <w:t>。</w:t>
       </w:r>
     </w:p>
     <w:p>
@@ -1186,6 +1408,8 @@
       <w:r>
         <w:rPr>
           <w:rFonts w:ascii="Microsoft YaHei" w:hAnsi="Microsoft YaHei" w:eastAsia="Microsoft YaHei"/>
+          <w:b w:val="0"/>
+          <w:i w:val="0"/>
           <w:sz w:val="21"/>
         </w:rPr>
         <w:t>问题以实际用户可以输入的表达式编写。</w:t>
@@ -1199,6 +1423,8 @@
       <w:r>
         <w:rPr>
           <w:rFonts w:ascii="Microsoft YaHei" w:hAnsi="Microsoft YaHei" w:eastAsia="Microsoft YaHei"/>
+          <w:b w:val="0"/>
+          <w:i w:val="0"/>
           <w:sz w:val="21"/>
         </w:rPr>
         <w:t>答案应直接回答问题，并且不要在一个答案中混合多个主题。</w:t>
@@ -1212,6 +1438,8 @@
       <w:r>
         <w:rPr>
           <w:rFonts w:ascii="Microsoft YaHei" w:hAnsi="Microsoft YaHei" w:eastAsia="Microsoft YaHei"/>
+          <w:b w:val="0"/>
+          <w:i w:val="0"/>
           <w:sz w:val="21"/>
         </w:rPr>
         <w:t>对于基于文档的数据，组织原始文本结构以保持标题和正文之间的区别。</w:t>
@@ -1225,6 +1453,8 @@
       <w:r>
         <w:rPr>
           <w:rFonts w:ascii="Microsoft YaHei" w:hAnsi="Microsoft YaHei" w:eastAsia="Microsoft YaHei"/>
+          <w:b w:val="0"/>
+          <w:i w:val="0"/>
           <w:sz w:val="21"/>
         </w:rPr>
         <w:t>如果表格或列表很重要，请确保转换后保留其含义。</w:t>
@@ -1238,6 +1468,8 @@
       <w:r>
         <w:rPr>
           <w:rFonts w:ascii="Microsoft YaHei" w:hAnsi="Microsoft YaHei" w:eastAsia="Microsoft YaHei"/>
+          <w:b w:val="0"/>
+          <w:i w:val="0"/>
           <w:sz w:val="21"/>
         </w:rPr>
         <w:t>修改文档时，检查申请状态以确保不会同时检索现有文档和新文档。</w:t>
@@ -1276,6 +1508,8 @@
       <w:r>
         <w:rPr>
           <w:rFonts w:ascii="Microsoft YaHei" w:hAnsi="Microsoft YaHei" w:eastAsia="Microsoft YaHei"/>
+          <w:b w:val="0"/>
+          <w:i w:val="0"/>
           <w:sz w:val="21"/>
         </w:rPr>
         <w:t>机器人和版本</w:t>
@@ -1289,6 +1523,8 @@
       <w:r>
         <w:rPr>
           <w:rFonts w:ascii="Microsoft YaHei" w:hAnsi="Microsoft YaHei" w:eastAsia="Microsoft YaHei"/>
+          <w:b w:val="0"/>
+          <w:i w:val="0"/>
           <w:sz w:val="21"/>
         </w:rPr>
         <w:t>NLU方法、模型、答案方法变更前后</w:t>
@@ -1302,6 +1538,8 @@
       <w:r>
         <w:rPr>
           <w:rFonts w:ascii="Microsoft YaHei" w:hAnsi="Microsoft YaHei" w:eastAsia="Microsoft YaHei"/>
+          <w:b w:val="0"/>
+          <w:i w:val="0"/>
           <w:sz w:val="21"/>
         </w:rPr>
         <w:t>更改了意图/对象/字典/QA 或连接设置</w:t>
@@ -1315,6 +1553,8 @@
       <w:r>
         <w:rPr>
           <w:rFonts w:ascii="Microsoft YaHei" w:hAnsi="Microsoft YaHei" w:eastAsia="Microsoft YaHei"/>
+          <w:b w:val="0"/>
+          <w:i w:val="0"/>
           <w:sz w:val="21"/>
         </w:rPr>
         <w:t>执行的学习/索引/应用操作和屏幕状态</w:t>
@@ -1328,6 +1568,8 @@
       <w:r>
         <w:rPr>
           <w:rFonts w:ascii="Microsoft YaHei" w:hAnsi="Microsoft YaHei" w:eastAsia="Microsoft YaHei"/>
+          <w:b w:val="0"/>
+          <w:i w:val="0"/>
           <w:sz w:val="21"/>
         </w:rPr>
         <w:t>代表成功和失败的话语</w:t>
@@ -1341,6 +1583,8 @@
       <w:r>
         <w:rPr>
           <w:rFonts w:ascii="Microsoft YaHei" w:hAnsi="Microsoft YaHei" w:eastAsia="Microsoft YaHei"/>
+          <w:b w:val="0"/>
+          <w:i w:val="0"/>
           <w:sz w:val="21"/>
         </w:rPr>
         <w:t>变更前后的模拟器/分析/评估结果</w:t>
@@ -1379,9 +1623,11 @@
       <w:r>
         <w:rPr>
           <w:rFonts w:ascii="Microsoft YaHei" w:hAnsi="Microsoft YaHei" w:eastAsia="Microsoft YaHei"/>
+          <w:b w:val="0"/>
+          <w:i w:val="0"/>
           <w:sz w:val="21"/>
         </w:rPr>
-        <w:t>[ML 引擎利用率](#6利用机器学习引擎)</w:t>
+        <w:t>ML 引擎利用率</w:t>
       </w:r>
     </w:p>
     <w:p>
@@ -1392,9 +1638,11 @@
       <w:r>
         <w:rPr>
           <w:rFonts w:ascii="Microsoft YaHei" w:hAnsi="Microsoft YaHei" w:eastAsia="Microsoft YaHei"/>
+          <w:b w:val="0"/>
+          <w:i w:val="0"/>
           <w:sz w:val="21"/>
         </w:rPr>
-        <w:t>[语义引擎利用](#7利用语义引擎)</w:t>
+        <w:t>语义引擎利用</w:t>
       </w:r>
     </w:p>
     <w:p>
@@ -1405,9 +1653,11 @@
       <w:r>
         <w:rPr>
           <w:rFonts w:ascii="Microsoft YaHei" w:hAnsi="Microsoft YaHei" w:eastAsia="Microsoft YaHei"/>
+          <w:b w:val="0"/>
+          <w:i w:val="0"/>
           <w:sz w:val="21"/>
         </w:rPr>
-        <w:t>[LLM引擎利用率](#8利用llm引擎)</w:t>
+        <w:t>LLM引擎利用率</w:t>
       </w:r>
     </w:p>
     <w:p>
@@ -1471,6 +1721,8 @@
       <w:r>
         <w:rPr>
           <w:rFonts w:ascii="Microsoft YaHei" w:hAnsi="Microsoft YaHei" w:eastAsia="Microsoft YaHei"/>
+          <w:b w:val="0"/>
+          <w:i w:val="0"/>
           <w:sz w:val="21"/>
         </w:rPr>
         <w:t>为每个意图准备代表性表达和各种表达。</w:t>
@@ -1484,6 +1736,8 @@
       <w:r>
         <w:rPr>
           <w:rFonts w:ascii="Microsoft YaHei" w:hAnsi="Microsoft YaHei" w:eastAsia="Microsoft YaHei"/>
+          <w:b w:val="0"/>
+          <w:i w:val="0"/>
           <w:sz w:val="21"/>
         </w:rPr>
         <w:t>每个语句仅包含一个意图。</w:t>
@@ -1497,6 +1751,8 @@
       <w:r>
         <w:rPr>
           <w:rFonts w:ascii="Microsoft YaHei" w:hAnsi="Microsoft YaHei" w:eastAsia="Microsoft YaHei"/>
+          <w:b w:val="0"/>
+          <w:i w:val="0"/>
           <w:sz w:val="21"/>
         </w:rPr>
         <w:t>需要区分的意图（例如方法和错误查询)不要混合表达式。</w:t>
@@ -1510,6 +1766,8 @@
       <w:r>
         <w:rPr>
           <w:rFonts w:ascii="Microsoft YaHei" w:hAnsi="Microsoft YaHei" w:eastAsia="Microsoft YaHei"/>
+          <w:b w:val="0"/>
+          <w:i w:val="0"/>
           <w:sz w:val="21"/>
         </w:rPr>
         <w:t>检查每个意图的句子数量以及表达的多样性。</w:t>
@@ -1531,67 +1789,77 @@
     </w:p>
     <w:p>
       <w:pPr>
-        <w:pStyle w:val="ListNumber"/>
         <w:spacing w:after="80"/>
+        <w:ind w:left="360" w:hanging="288"/>
       </w:pPr>
       <w:r>
         <w:rPr>
           <w:rFonts w:ascii="Microsoft YaHei" w:hAnsi="Microsoft YaHei" w:eastAsia="Microsoft YaHei"/>
+          <w:b w:val="0"/>
+          <w:i w:val="0"/>
           <w:sz w:val="21"/>
         </w:rPr>
-        <w:t>分别准备代表性话语和边界话语。</w:t>
+        <w:t>1. 分别准备代表性话语和边界话语。</w:t>
       </w:r>
     </w:p>
     <w:p>
       <w:pPr>
-        <w:pStyle w:val="ListNumber"/>
         <w:spacing w:after="80"/>
+        <w:ind w:left="360" w:hanging="288"/>
       </w:pPr>
       <w:r>
         <w:rPr>
           <w:rFonts w:ascii="Microsoft YaHei" w:hAnsi="Microsoft YaHei" w:eastAsia="Microsoft YaHei"/>
+          <w:b w:val="0"/>
+          <w:i w:val="0"/>
           <w:sz w:val="21"/>
         </w:rPr>
-        <w:t>检查模拟器中的结果。</w:t>
+        <w:t>2. 检查模拟器中的结果。</w:t>
       </w:r>
     </w:p>
     <w:p>
       <w:pPr>
-        <w:pStyle w:val="ListNumber"/>
         <w:spacing w:after="80"/>
+        <w:ind w:left="360" w:hanging="288"/>
       </w:pPr>
       <w:r>
         <w:rPr>
           <w:rFonts w:ascii="Microsoft YaHei" w:hAnsi="Microsoft YaHei" w:eastAsia="Microsoft YaHei"/>
+          <w:b w:val="0"/>
+          <w:i w:val="0"/>
           <w:sz w:val="21"/>
         </w:rPr>
-        <w:t>在分析/评估屏幕中查找错误分类意图和重复表达。</w:t>
+        <w:t>3. 在分析/评估屏幕中查找错误分类意图和重复表达。</w:t>
       </w:r>
     </w:p>
     <w:p>
       <w:pPr>
-        <w:pStyle w:val="ListNumber"/>
         <w:spacing w:after="80"/>
+        <w:ind w:left="360" w:hanging="288"/>
       </w:pPr>
       <w:r>
         <w:rPr>
           <w:rFonts w:ascii="Microsoft YaHei" w:hAnsi="Microsoft YaHei" w:eastAsia="Microsoft YaHei"/>
+          <w:b w:val="0"/>
+          <w:i w:val="0"/>
           <w:sz w:val="21"/>
         </w:rPr>
-        <w:t>修复数据以揭示竞争意图之间的差异。</w:t>
+        <w:t>4. 修复数据以揭示竞争意图之间的差异。</w:t>
       </w:r>
     </w:p>
     <w:p>
       <w:pPr>
-        <w:pStyle w:val="ListNumber"/>
         <w:spacing w:after="80"/>
+        <w:ind w:left="360" w:hanging="288"/>
       </w:pPr>
       <w:r>
         <w:rPr>
           <w:rFonts w:ascii="Microsoft YaHei" w:hAnsi="Microsoft YaHei" w:eastAsia="Microsoft YaHei"/>
+          <w:b w:val="0"/>
+          <w:i w:val="0"/>
           <w:sz w:val="21"/>
         </w:rPr>
-        <w:t>再次训练并重复相同的测试。</w:t>
+        <w:t>5. 再次训练并重复相同的测试。</w:t>
       </w:r>
     </w:p>
     <w:p>
@@ -1632,54 +1900,62 @@
     </w:p>
     <w:p>
       <w:pPr>
-        <w:pStyle w:val="ListNumber"/>
         <w:spacing w:after="80"/>
+        <w:ind w:left="360" w:hanging="288"/>
       </w:pPr>
       <w:r>
         <w:rPr>
           <w:rFonts w:ascii="Microsoft YaHei" w:hAnsi="Microsoft YaHei" w:eastAsia="Microsoft YaHei"/>
+          <w:b w:val="0"/>
+          <w:i w:val="0"/>
           <w:sz w:val="21"/>
         </w:rPr>
-        <w:t>用一句话解释一下区分竞争意图的标准。</w:t>
+        <w:t>1. 用一句话解释一下区分竞争意图的标准。</w:t>
       </w:r>
     </w:p>
     <w:p>
       <w:pPr>
-        <w:pStyle w:val="ListNumber"/>
         <w:spacing w:after="80"/>
+        <w:ind w:left="360" w:hanging="288"/>
       </w:pPr>
       <w:r>
         <w:rPr>
           <w:rFonts w:ascii="Microsoft YaHei" w:hAnsi="Microsoft YaHei" w:eastAsia="Microsoft YaHei"/>
+          <w:b w:val="0"/>
+          <w:i w:val="0"/>
           <w:sz w:val="21"/>
         </w:rPr>
-        <w:t>检查每个意图是否具有代表性表达式、变体表达式或边界表达式。</w:t>
+        <w:t>2. 检查每个意图是否具有代表性表达式、变体表达式或边界表达式。</w:t>
       </w:r>
     </w:p>
     <w:p>
       <w:pPr>
-        <w:pStyle w:val="ListNumber"/>
         <w:spacing w:after="80"/>
+        <w:ind w:left="360" w:hanging="288"/>
       </w:pPr>
       <w:r>
         <w:rPr>
           <w:rFonts w:ascii="Microsoft YaHei" w:hAnsi="Microsoft YaHei" w:eastAsia="Microsoft YaHei"/>
+          <w:b w:val="0"/>
+          <w:i w:val="0"/>
           <w:sz w:val="21"/>
         </w:rPr>
-        <w:t>检查是否存在在一个句子中混合多个意图的学习句子。</w:t>
+        <w:t>3. 检查是否存在在一个句子中混合多个意图的学习句子。</w:t>
       </w:r>
     </w:p>
     <w:p>
       <w:pPr>
-        <w:pStyle w:val="ListNumber"/>
         <w:spacing w:after="80"/>
+        <w:ind w:left="360" w:hanging="288"/>
       </w:pPr>
       <w:r>
         <w:rPr>
           <w:rFonts w:ascii="Microsoft YaHei" w:hAnsi="Microsoft YaHei" w:eastAsia="Microsoft YaHei"/>
+          <w:b w:val="0"/>
+          <w:i w:val="0"/>
           <w:sz w:val="21"/>
         </w:rPr>
-        <w:t>重新测试更改后是否保留更改前的成功话语。</w:t>
+        <w:t>4. 重新测试更改后是否保留更改前的成功话语。</w:t>
       </w:r>
     </w:p>
     <w:p>
@@ -1718,9 +1994,20 @@
       <w:r>
         <w:rPr>
           <w:rFonts w:ascii="Microsoft YaHei" w:hAnsi="Microsoft YaHei" w:eastAsia="Microsoft YaHei"/>
+          <w:b/>
+          <w:i w:val="0"/>
           <w:sz w:val="21"/>
         </w:rPr>
-        <w:t>`Semantic - Vector Worker`：使用 CGA Vector Worker 基本模型和本地矢量 DB 的类型</w:t>
+        <w:t>Semantic - Vector Worker</w:t>
+      </w:r>
+      <w:r>
+        <w:rPr>
+          <w:rFonts w:ascii="Microsoft YaHei" w:hAnsi="Microsoft YaHei" w:eastAsia="Microsoft YaHei"/>
+          <w:b w:val="0"/>
+          <w:i w:val="0"/>
+          <w:sz w:val="21"/>
+        </w:rPr>
+        <w:t>：使用 CGA Vector Worker 基本模型和本地矢量 DB 的类型</w:t>
       </w:r>
     </w:p>
     <w:p>
@@ -1731,9 +2018,20 @@
       <w:r>
         <w:rPr>
           <w:rFonts w:ascii="Microsoft YaHei" w:hAnsi="Microsoft YaHei" w:eastAsia="Microsoft YaHei"/>
+          <w:b/>
+          <w:i w:val="0"/>
           <w:sz w:val="21"/>
         </w:rPr>
-        <w:t>`Semantic - External Embedding`：连接外部嵌入和本地向量 DB 的类型</w:t>
+        <w:t>Semantic - External Embedding</w:t>
+      </w:r>
+      <w:r>
+        <w:rPr>
+          <w:rFonts w:ascii="Microsoft YaHei" w:hAnsi="Microsoft YaHei" w:eastAsia="Microsoft YaHei"/>
+          <w:b w:val="0"/>
+          <w:i w:val="0"/>
+          <w:sz w:val="21"/>
+        </w:rPr>
+        <w:t>：连接外部嵌入和本地向量 DB 的类型</w:t>
       </w:r>
     </w:p>
     <w:p>
@@ -1783,7 +2081,61 @@
           <w:i w:val="0"/>
           <w:sz w:val="21"/>
         </w:rPr>
-        <w:t>当前代码定义了外部嵌入选项，例如用于韩语一般文档的 `ko-sroberta`，用于多语言、表格和格式的 `multilingual-e5`，以及用于长文档和条款和条件的 `bge-m3`。实际的操作选择是对文档特征、操作连接性和嵌入兼容性的联合检查。</w:t>
+        <w:t xml:space="preserve">当前代码定义了外部嵌入选项，例如用于韩语一般文档的 </w:t>
+      </w:r>
+      <w:r>
+        <w:rPr>
+          <w:rFonts w:ascii="Microsoft YaHei" w:hAnsi="Microsoft YaHei" w:eastAsia="Microsoft YaHei"/>
+          <w:b/>
+          <w:i w:val="0"/>
+          <w:sz w:val="21"/>
+        </w:rPr>
+        <w:t>ko-sroberta</w:t>
+      </w:r>
+      <w:r>
+        <w:rPr>
+          <w:rFonts w:ascii="Microsoft YaHei" w:hAnsi="Microsoft YaHei" w:eastAsia="Microsoft YaHei"/>
+          <w:b w:val="0"/>
+          <w:i w:val="0"/>
+          <w:sz w:val="21"/>
+        </w:rPr>
+        <w:t xml:space="preserve">，用于多语言、表格和格式的 </w:t>
+      </w:r>
+      <w:r>
+        <w:rPr>
+          <w:rFonts w:ascii="Microsoft YaHei" w:hAnsi="Microsoft YaHei" w:eastAsia="Microsoft YaHei"/>
+          <w:b/>
+          <w:i w:val="0"/>
+          <w:sz w:val="21"/>
+        </w:rPr>
+        <w:t>multilingual-e5</w:t>
+      </w:r>
+      <w:r>
+        <w:rPr>
+          <w:rFonts w:ascii="Microsoft YaHei" w:hAnsi="Microsoft YaHei" w:eastAsia="Microsoft YaHei"/>
+          <w:b w:val="0"/>
+          <w:i w:val="0"/>
+          <w:sz w:val="21"/>
+        </w:rPr>
+        <w:t xml:space="preserve">，以及用于长文档和条款和条件的 </w:t>
+      </w:r>
+      <w:r>
+        <w:rPr>
+          <w:rFonts w:ascii="Microsoft YaHei" w:hAnsi="Microsoft YaHei" w:eastAsia="Microsoft YaHei"/>
+          <w:b/>
+          <w:i w:val="0"/>
+          <w:sz w:val="21"/>
+        </w:rPr>
+        <w:t>bge-m3</w:t>
+      </w:r>
+      <w:r>
+        <w:rPr>
+          <w:rFonts w:ascii="Microsoft YaHei" w:hAnsi="Microsoft YaHei" w:eastAsia="Microsoft YaHei"/>
+          <w:b w:val="0"/>
+          <w:i w:val="0"/>
+          <w:sz w:val="21"/>
+        </w:rPr>
+        <w:t>。实际的操作选择是对文档特征、操作连接性和嵌入兼容性的联合检查。</w:t>
       </w:r>
     </w:p>
     <w:p>
@@ -1802,67 +2154,77 @@
     </w:p>
     <w:p>
       <w:pPr>
-        <w:pStyle w:val="ListNumber"/>
         <w:spacing w:after="80"/>
+        <w:ind w:left="360" w:hanging="288"/>
       </w:pPr>
       <w:r>
         <w:rPr>
           <w:rFonts w:ascii="Microsoft YaHei" w:hAnsi="Microsoft YaHei" w:eastAsia="Microsoft YaHei"/>
+          <w:b w:val="0"/>
+          <w:i w:val="0"/>
           <w:sz w:val="21"/>
         </w:rPr>
-        <w:t>准备代表性问题和表达。</w:t>
+        <w:t>1. 准备代表性问题和表达。</w:t>
       </w:r>
     </w:p>
     <w:p>
       <w:pPr>
-        <w:pStyle w:val="ListNumber"/>
         <w:spacing w:after="80"/>
+        <w:ind w:left="360" w:hanging="288"/>
       </w:pPr>
       <w:r>
         <w:rPr>
           <w:rFonts w:ascii="Microsoft YaHei" w:hAnsi="Microsoft YaHei" w:eastAsia="Microsoft YaHei"/>
+          <w:b w:val="0"/>
+          <w:i w:val="0"/>
           <w:sz w:val="21"/>
         </w:rPr>
-        <w:t>检查Vector DB中是否反映了意图或知识数据。</w:t>
+        <w:t>2. 检查Vector DB中是否反映了意图或知识数据。</w:t>
       </w:r>
     </w:p>
     <w:p>
       <w:pPr>
-        <w:pStyle w:val="ListNumber"/>
         <w:spacing w:after="80"/>
+        <w:ind w:left="360" w:hanging="288"/>
       </w:pPr>
       <w:r>
         <w:rPr>
           <w:rFonts w:ascii="Microsoft YaHei" w:hAnsi="Microsoft YaHei" w:eastAsia="Microsoft YaHei"/>
+          <w:b w:val="0"/>
+          <w:i w:val="0"/>
           <w:sz w:val="21"/>
         </w:rPr>
-        <w:t>在模拟器中，相同含义的表达式和不同含义的表达式分别进行测试。</w:t>
+        <w:t>3. 在模拟器中，相同含义的表达式和不同含义的表达式分别进行测试。</w:t>
       </w:r>
     </w:p>
     <w:p>
       <w:pPr>
-        <w:pStyle w:val="ListNumber"/>
         <w:spacing w:after="80"/>
+        <w:ind w:left="360" w:hanging="288"/>
       </w:pPr>
       <w:r>
         <w:rPr>
           <w:rFonts w:ascii="Microsoft YaHei" w:hAnsi="Microsoft YaHei" w:eastAsia="Microsoft YaHei"/>
+          <w:b w:val="0"/>
+          <w:i w:val="0"/>
           <w:sz w:val="21"/>
         </w:rPr>
-        <w:t>检查搜索结果、相似性、阈值和索引状态。</w:t>
+        <w:t>4. 检查搜索结果、相似性、阈值和索引状态。</w:t>
       </w:r>
     </w:p>
     <w:p>
       <w:pPr>
-        <w:pStyle w:val="ListNumber"/>
         <w:spacing w:after="80"/>
+        <w:ind w:left="360" w:hanging="288"/>
       </w:pPr>
       <w:r>
         <w:rPr>
           <w:rFonts w:ascii="Microsoft YaHei" w:hAnsi="Microsoft YaHei" w:eastAsia="Microsoft YaHei"/>
+          <w:b w:val="0"/>
+          <w:i w:val="0"/>
           <w:sz w:val="21"/>
         </w:rPr>
-        <w:t>如果搜索不匹配，请检查数据、嵌入和索引的组合。</w:t>
+        <w:t>5. 如果搜索不匹配，请检查数据、嵌入和索引的组合。</w:t>
       </w:r>
     </w:p>
     <w:p>
@@ -1873,6 +2235,7 @@
       <w:r>
         <w:rPr>
           <w:rFonts w:ascii="Microsoft YaHei" w:hAnsi="Microsoft YaHei" w:eastAsia="Microsoft YaHei"/>
+          <w:b w:val="0"/>
           <w:i/>
           <w:color w:val="5F6368"/>
           <w:sz w:val="19"/>
@@ -1893,54 +2256,62 @@
     </w:p>
     <w:p>
       <w:pPr>
-        <w:pStyle w:val="ListNumber"/>
         <w:spacing w:after="80"/>
+        <w:ind w:left="360" w:hanging="288"/>
       </w:pPr>
       <w:r>
         <w:rPr>
           <w:rFonts w:ascii="Microsoft YaHei" w:hAnsi="Microsoft YaHei" w:eastAsia="Microsoft YaHei"/>
+          <w:b w:val="0"/>
+          <w:i w:val="0"/>
           <w:sz w:val="21"/>
         </w:rPr>
-        <w:t>验证嵌入模型和正在搜索的数据是否兼容。</w:t>
+        <w:t>1. 验证嵌入模型和正在搜索的数据是否兼容。</w:t>
       </w:r>
     </w:p>
     <w:p>
       <w:pPr>
-        <w:pStyle w:val="ListNumber"/>
         <w:spacing w:after="80"/>
+        <w:ind w:left="360" w:hanging="288"/>
       </w:pPr>
       <w:r>
         <w:rPr>
           <w:rFonts w:ascii="Microsoft YaHei" w:hAnsi="Microsoft YaHei" w:eastAsia="Microsoft YaHei"/>
+          <w:b w:val="0"/>
+          <w:i w:val="0"/>
           <w:sz w:val="21"/>
         </w:rPr>
-        <w:t>验证索引名称和连接目标是否与当前机器人版本匹配。</w:t>
+        <w:t>2. 验证索引名称和连接目标是否与当前机器人版本匹配。</w:t>
       </w:r>
     </w:p>
     <w:p>
       <w:pPr>
-        <w:pStyle w:val="ListNumber"/>
         <w:spacing w:after="80"/>
+        <w:ind w:left="360" w:hanging="288"/>
       </w:pPr>
       <w:r>
         <w:rPr>
           <w:rFonts w:ascii="Microsoft YaHei" w:hAnsi="Microsoft YaHei" w:eastAsia="Microsoft YaHei"/>
+          <w:b w:val="0"/>
+          <w:i w:val="0"/>
           <w:sz w:val="21"/>
         </w:rPr>
-        <w:t>如果您使用外部搜索 API，请向您的管理员咨询响应规范和身份验证设置。</w:t>
+        <w:t>3. 如果您使用外部搜索 API，请向您的管理员咨询响应规范和身份验证设置。</w:t>
       </w:r>
     </w:p>
     <w:p>
       <w:pPr>
-        <w:pStyle w:val="ListNumber"/>
         <w:spacing w:after="80"/>
+        <w:ind w:left="360" w:hanging="288"/>
       </w:pPr>
       <w:r>
         <w:rPr>
           <w:rFonts w:ascii="Microsoft YaHei" w:hAnsi="Microsoft YaHei" w:eastAsia="Microsoft YaHei"/>
+          <w:b w:val="0"/>
+          <w:i w:val="0"/>
           <w:sz w:val="21"/>
         </w:rPr>
-        <w:t>索引更新之前的结果不会被解释为新数据的质量。</w:t>
+        <w:t>4. 索引更新之前的结果不会被解释为新数据的质量。</w:t>
       </w:r>
     </w:p>
     <w:p>
@@ -1979,7 +2350,43 @@
           <w:i w:val="0"/>
           <w:sz w:val="21"/>
         </w:rPr>
-        <w:t>如果选择LLM Engine，则可以设置LLM Provider以及每个Provider的详细模型。屏幕上确认的提供商选择包括 Gemini、ChatGPT、Claude、Groq、Cerebras、Mistral、Ollama 和 OpenRouter。例如，如果您选择 ChatGPT，您将看到 `GPT-4o mini（默认）` 和 `GPT-4o（高质量）`。提供商和型号列表可能会根据您的操作设置而有所不同，如果您使用 Ollama，您可能会看到单独的地址条目。</w:t>
+        <w:t xml:space="preserve">如果选择LLM Engine，则可以设置LLM Provider以及每个Provider的详细模型。屏幕上确认的提供商选择包括 Gemini、ChatGPT、Claude、Groq、Cerebras、Mistral、Ollama 和 OpenRouter。例如，如果您选择 ChatGPT，您将看到 </w:t>
+      </w:r>
+      <w:r>
+        <w:rPr>
+          <w:rFonts w:ascii="Microsoft YaHei" w:hAnsi="Microsoft YaHei" w:eastAsia="Microsoft YaHei"/>
+          <w:b/>
+          <w:i w:val="0"/>
+          <w:sz w:val="21"/>
+        </w:rPr>
+        <w:t>GPT-4o mini（默认）</w:t>
+      </w:r>
+      <w:r>
+        <w:rPr>
+          <w:rFonts w:ascii="Microsoft YaHei" w:hAnsi="Microsoft YaHei" w:eastAsia="Microsoft YaHei"/>
+          <w:b w:val="0"/>
+          <w:i w:val="0"/>
+          <w:sz w:val="21"/>
+        </w:rPr>
+        <w:t xml:space="preserve"> 和 </w:t>
+      </w:r>
+      <w:r>
+        <w:rPr>
+          <w:rFonts w:ascii="Microsoft YaHei" w:hAnsi="Microsoft YaHei" w:eastAsia="Microsoft YaHei"/>
+          <w:b/>
+          <w:i w:val="0"/>
+          <w:sz w:val="21"/>
+        </w:rPr>
+        <w:t>GPT-4o（高质量）</w:t>
+      </w:r>
+      <w:r>
+        <w:rPr>
+          <w:rFonts w:ascii="Microsoft YaHei" w:hAnsi="Microsoft YaHei" w:eastAsia="Microsoft YaHei"/>
+          <w:b w:val="0"/>
+          <w:i w:val="0"/>
+          <w:sz w:val="21"/>
+        </w:rPr>
+        <w:t>。提供商和型号列表可能会根据您的操作设置而有所不同，如果您使用 Ollama，您可能会看到单独的地址条目。</w:t>
       </w:r>
     </w:p>
     <w:p>
@@ -2015,6 +2422,8 @@
       <w:r>
         <w:rPr>
           <w:rFonts w:ascii="Microsoft YaHei" w:hAnsi="Microsoft YaHei" w:eastAsia="Microsoft YaHei"/>
+          <w:b w:val="0"/>
+          <w:i w:val="0"/>
           <w:sz w:val="21"/>
         </w:rPr>
         <w:t>LLM Engine 答案：LLM 如何生成答案</w:t>
@@ -2028,6 +2437,8 @@
       <w:r>
         <w:rPr>
           <w:rFonts w:ascii="Microsoft YaHei" w:hAnsi="Microsoft YaHei" w:eastAsia="Microsoft YaHei"/>
+          <w:b w:val="0"/>
+          <w:i w:val="0"/>
           <w:sz w:val="21"/>
         </w:rPr>
         <w:t>LLM Engine RAG 答案：如何将检索到的知识与LLM结合使用</w:t>
@@ -2041,6 +2452,8 @@
       <w:r>
         <w:rPr>
           <w:rFonts w:ascii="Microsoft YaHei" w:hAnsi="Microsoft YaHei" w:eastAsia="Microsoft YaHei"/>
+          <w:b w:val="0"/>
+          <w:i w:val="0"/>
           <w:sz w:val="21"/>
         </w:rPr>
         <w:t>定义的答案：如何使用预定义的答案</w:t>
@@ -2073,67 +2486,77 @@
     </w:p>
     <w:p>
       <w:pPr>
-        <w:pStyle w:val="ListNumber"/>
         <w:spacing w:after="80"/>
+        <w:ind w:left="360" w:hanging="288"/>
       </w:pPr>
       <w:r>
         <w:rPr>
           <w:rFonts w:ascii="Microsoft YaHei" w:hAnsi="Microsoft YaHei" w:eastAsia="Microsoft YaHei"/>
+          <w:b w:val="0"/>
+          <w:i w:val="0"/>
           <w:sz w:val="21"/>
         </w:rPr>
-        <w:t>准备代表性问题、歧义问题以及禁止或例外问题。</w:t>
+        <w:t>1. 准备代表性问题、歧义问题以及禁止或例外问题。</w:t>
       </w:r>
     </w:p>
     <w:p>
       <w:pPr>
-        <w:pStyle w:val="ListNumber"/>
         <w:spacing w:after="80"/>
+        <w:ind w:left="360" w:hanging="288"/>
       </w:pPr>
       <w:r>
         <w:rPr>
           <w:rFonts w:ascii="Microsoft YaHei" w:hAnsi="Microsoft YaHei" w:eastAsia="Microsoft YaHei"/>
+          <w:b w:val="0"/>
+          <w:i w:val="0"/>
           <w:sz w:val="21"/>
         </w:rPr>
-        <w:t>修复提供程序和详细模型。</w:t>
+        <w:t>2. 修复提供程序和详细模型。</w:t>
       </w:r>
     </w:p>
     <w:p>
       <w:pPr>
-        <w:pStyle w:val="ListNumber"/>
         <w:spacing w:after="80"/>
+        <w:ind w:left="360" w:hanging="288"/>
       </w:pPr>
       <w:r>
         <w:rPr>
           <w:rFonts w:ascii="Microsoft YaHei" w:hAnsi="Microsoft YaHei" w:eastAsia="Microsoft YaHei"/>
+          <w:b w:val="0"/>
+          <w:i w:val="0"/>
           <w:sz w:val="21"/>
         </w:rPr>
-        <w:t>重复相同的输入以检查响应一致性。</w:t>
+        <w:t>3. 重复相同的输入以检查响应一致性。</w:t>
       </w:r>
     </w:p>
     <w:p>
       <w:pPr>
-        <w:pStyle w:val="ListNumber"/>
         <w:spacing w:after="80"/>
+        <w:ind w:left="360" w:hanging="288"/>
       </w:pPr>
       <w:r>
         <w:rPr>
           <w:rFonts w:ascii="Microsoft YaHei" w:hAnsi="Microsoft YaHei" w:eastAsia="Microsoft YaHei"/>
+          <w:b w:val="0"/>
+          <w:i w:val="0"/>
           <w:sz w:val="21"/>
         </w:rPr>
-        <w:t>验证是否符合指令以及您的回复依据。</w:t>
+        <w:t>4. 验证是否符合指令以及您的回复依据。</w:t>
       </w:r>
     </w:p>
     <w:p>
       <w:pPr>
-        <w:pStyle w:val="ListNumber"/>
         <w:spacing w:after="80"/>
+        <w:ind w:left="360" w:hanging="288"/>
       </w:pPr>
       <w:r>
         <w:rPr>
           <w:rFonts w:ascii="Microsoft YaHei" w:hAnsi="Microsoft YaHei" w:eastAsia="Microsoft YaHei"/>
+          <w:b w:val="0"/>
+          <w:i w:val="0"/>
           <w:sz w:val="21"/>
         </w:rPr>
-        <w:t>记录延迟、成本和失败响应。</w:t>
+        <w:t>5. 记录延迟、成本和失败响应。</w:t>
       </w:r>
     </w:p>
     <w:p>
@@ -2149,54 +2572,62 @@
     </w:p>
     <w:p>
       <w:pPr>
-        <w:pStyle w:val="ListNumber"/>
         <w:spacing w:after="80"/>
+        <w:ind w:left="360" w:hanging="288"/>
       </w:pPr>
       <w:r>
         <w:rPr>
           <w:rFonts w:ascii="Microsoft YaHei" w:hAnsi="Microsoft YaHei" w:eastAsia="Microsoft YaHei"/>
+          <w:b w:val="0"/>
+          <w:i w:val="0"/>
           <w:sz w:val="21"/>
         </w:rPr>
-        <w:t>记录更改前后的提供商和详细型号。</w:t>
+        <w:t>1. 记录更改前后的提供商和详细型号。</w:t>
       </w:r>
     </w:p>
     <w:p>
       <w:pPr>
-        <w:pStyle w:val="ListNumber"/>
         <w:spacing w:after="80"/>
+        <w:ind w:left="360" w:hanging="288"/>
       </w:pPr>
       <w:r>
         <w:rPr>
           <w:rFonts w:ascii="Microsoft YaHei" w:hAnsi="Microsoft YaHei" w:eastAsia="Microsoft YaHei"/>
+          <w:b w:val="0"/>
+          <w:i w:val="0"/>
           <w:sz w:val="21"/>
         </w:rPr>
-        <w:t>使用相同的输入/指令/响应方法进行比较。</w:t>
+        <w:t>2. 使用相同的输入/指令/响应方法进行比较。</w:t>
       </w:r>
     </w:p>
     <w:p>
       <w:pPr>
-        <w:pStyle w:val="ListNumber"/>
         <w:spacing w:after="80"/>
+        <w:ind w:left="360" w:hanging="288"/>
       </w:pPr>
       <w:r>
         <w:rPr>
           <w:rFonts w:ascii="Microsoft YaHei" w:hAnsi="Microsoft YaHei" w:eastAsia="Microsoft YaHei"/>
+          <w:b w:val="0"/>
+          <w:i w:val="0"/>
           <w:sz w:val="21"/>
         </w:rPr>
-        <w:t>分别检查真实性、格式合规性、禁止响应和失败响应。</w:t>
+        <w:t>3. 分别检查真实性、格式合规性、禁止响应和失败响应。</w:t>
       </w:r>
     </w:p>
     <w:p>
       <w:pPr>
-        <w:pStyle w:val="ListNumber"/>
         <w:spacing w:after="80"/>
+        <w:ind w:left="360" w:hanging="288"/>
       </w:pPr>
       <w:r>
         <w:rPr>
           <w:rFonts w:ascii="Microsoft YaHei" w:hAnsi="Microsoft YaHei" w:eastAsia="Microsoft YaHei"/>
+          <w:b w:val="0"/>
+          <w:i w:val="0"/>
           <w:sz w:val="21"/>
         </w:rPr>
-        <w:t>如果延迟或成本很大，请用质量结果记录它们。</w:t>
+        <w:t>4. 如果延迟或成本很大，请用质量结果记录它们。</w:t>
       </w:r>
     </w:p>
     <w:p>
@@ -2237,67 +2668,77 @@
     </w:p>
     <w:p>
       <w:pPr>
-        <w:pStyle w:val="ListNumber"/>
         <w:spacing w:after="80"/>
+        <w:ind w:left="360" w:hanging="288"/>
       </w:pPr>
       <w:r>
         <w:rPr>
           <w:rFonts w:ascii="Microsoft YaHei" w:hAnsi="Microsoft YaHei" w:eastAsia="Microsoft YaHei"/>
+          <w:b w:val="0"/>
+          <w:i w:val="0"/>
           <w:sz w:val="21"/>
         </w:rPr>
-        <w:t>收集失败的话语。</w:t>
+        <w:t>1. 收集失败的话语。</w:t>
       </w:r>
     </w:p>
     <w:p>
       <w:pPr>
-        <w:pStyle w:val="ListNumber"/>
         <w:spacing w:after="80"/>
+        <w:ind w:left="360" w:hanging="288"/>
       </w:pPr>
       <w:r>
         <w:rPr>
           <w:rFonts w:ascii="Microsoft YaHei" w:hAnsi="Microsoft YaHei" w:eastAsia="Microsoft YaHei"/>
+          <w:b w:val="0"/>
+          <w:i w:val="0"/>
           <w:sz w:val="21"/>
         </w:rPr>
-        <w:t>检查实际应用的分类步骤。</w:t>
+        <w:t>2. 检查实际应用的分类步骤。</w:t>
       </w:r>
     </w:p>
     <w:p>
       <w:pPr>
-        <w:pStyle w:val="ListNumber"/>
         <w:spacing w:after="80"/>
+        <w:ind w:left="360" w:hanging="288"/>
       </w:pPr>
       <w:r>
         <w:rPr>
           <w:rFonts w:ascii="Microsoft YaHei" w:hAnsi="Microsoft YaHei" w:eastAsia="Microsoft YaHei"/>
+          <w:b w:val="0"/>
+          <w:i w:val="0"/>
           <w:sz w:val="21"/>
         </w:rPr>
-        <w:t>隔离问题所在的区域：意图、搜索、指令或响应。</w:t>
+        <w:t>3. 隔离问题所在的区域：意图、搜索、指令或响应。</w:t>
       </w:r>
     </w:p>
     <w:p>
       <w:pPr>
-        <w:pStyle w:val="ListNumber"/>
         <w:spacing w:after="80"/>
+        <w:ind w:left="360" w:hanging="288"/>
       </w:pPr>
       <w:r>
         <w:rPr>
           <w:rFonts w:ascii="Microsoft YaHei" w:hAnsi="Microsoft YaHei" w:eastAsia="Microsoft YaHei"/>
+          <w:b w:val="0"/>
+          <w:i w:val="0"/>
           <w:sz w:val="21"/>
         </w:rPr>
-        <w:t>修复数据的最小范围。</w:t>
+        <w:t>4. 修复数据的最小范围。</w:t>
       </w:r>
     </w:p>
     <w:p>
       <w:pPr>
-        <w:pStyle w:val="ListNumber"/>
         <w:spacing w:after="80"/>
+        <w:ind w:left="360" w:hanging="288"/>
       </w:pPr>
       <w:r>
         <w:rPr>
           <w:rFonts w:ascii="Microsoft YaHei" w:hAnsi="Microsoft YaHei" w:eastAsia="Microsoft YaHei"/>
+          <w:b w:val="0"/>
+          <w:i w:val="0"/>
           <w:sz w:val="21"/>
         </w:rPr>
-        <w:t>一起重新测试现有的成功和失败的话语。</w:t>
+        <w:t>5. 一起重新测试现有的成功和失败的话语。</w:t>
       </w:r>
     </w:p>
     <w:p>
@@ -2360,6 +2801,7 @@
               <w:rPr>
                 <w:rFonts w:ascii="Microsoft YaHei" w:hAnsi="Microsoft YaHei" w:eastAsia="Microsoft YaHei"/>
                 <w:b/>
+                <w:i w:val="0"/>
                 <w:color w:val="1F4D78"/>
                 <w:sz w:val="18"/>
               </w:rPr>
@@ -2388,6 +2830,7 @@
               <w:rPr>
                 <w:rFonts w:ascii="Microsoft YaHei" w:hAnsi="Microsoft YaHei" w:eastAsia="Microsoft YaHei"/>
                 <w:b/>
+                <w:i w:val="0"/>
                 <w:color w:val="1F4D78"/>
                 <w:sz w:val="18"/>
               </w:rPr>
@@ -2416,6 +2859,7 @@
               <w:rPr>
                 <w:rFonts w:ascii="Microsoft YaHei" w:hAnsi="Microsoft YaHei" w:eastAsia="Microsoft YaHei"/>
                 <w:b/>
+                <w:i w:val="0"/>
                 <w:color w:val="1F4D78"/>
                 <w:sz w:val="18"/>
               </w:rPr>
@@ -2445,6 +2889,7 @@
               <w:rPr>
                 <w:rFonts w:ascii="Microsoft YaHei" w:hAnsi="Microsoft YaHei" w:eastAsia="Microsoft YaHei"/>
                 <w:b w:val="0"/>
+                <w:i w:val="0"/>
                 <w:sz w:val="18"/>
               </w:rPr>
               <w:t>代表发言</w:t>
@@ -2471,6 +2916,7 @@
               <w:rPr>
                 <w:rFonts w:ascii="Microsoft YaHei" w:hAnsi="Microsoft YaHei" w:eastAsia="Microsoft YaHei"/>
                 <w:b w:val="0"/>
+                <w:i w:val="0"/>
                 <w:sz w:val="18"/>
               </w:rPr>
               <w:t>检查正常主要使用路径</w:t>
@@ -2497,6 +2943,7 @@
               <w:rPr>
                 <w:rFonts w:ascii="Microsoft YaHei" w:hAnsi="Microsoft YaHei" w:eastAsia="Microsoft YaHei"/>
                 <w:b w:val="0"/>
+                <w:i w:val="0"/>
                 <w:sz w:val="18"/>
               </w:rPr>
               <w:t>常用表达</w:t>
@@ -2525,6 +2972,7 @@
               <w:rPr>
                 <w:rFonts w:ascii="Microsoft YaHei" w:hAnsi="Microsoft YaHei" w:eastAsia="Microsoft YaHei"/>
                 <w:b w:val="0"/>
+                <w:i w:val="0"/>
                 <w:sz w:val="18"/>
               </w:rPr>
               <w:t>修改后的话语</w:t>
@@ -2551,6 +2999,7 @@
               <w:rPr>
                 <w:rFonts w:ascii="Microsoft YaHei" w:hAnsi="Microsoft YaHei" w:eastAsia="Microsoft YaHei"/>
                 <w:b w:val="0"/>
+                <w:i w:val="0"/>
                 <w:sz w:val="18"/>
               </w:rPr>
               <w:t>检查表达式变化的处理</w:t>
@@ -2577,6 +3026,7 @@
               <w:rPr>
                 <w:rFonts w:ascii="Microsoft YaHei" w:hAnsi="Microsoft YaHei" w:eastAsia="Microsoft YaHei"/>
                 <w:b w:val="0"/>
+                <w:i w:val="0"/>
                 <w:sz w:val="18"/>
               </w:rPr>
               <w:t>词序、语气和间距的变化</w:t>
@@ -2605,6 +3055,7 @@
               <w:rPr>
                 <w:rFonts w:ascii="Microsoft YaHei" w:hAnsi="Microsoft YaHei" w:eastAsia="Microsoft YaHei"/>
                 <w:b w:val="0"/>
+                <w:i w:val="0"/>
                 <w:sz w:val="18"/>
               </w:rPr>
               <w:t>边界话语</w:t>
@@ -2631,6 +3082,7 @@
               <w:rPr>
                 <w:rFonts w:ascii="Microsoft YaHei" w:hAnsi="Microsoft YaHei" w:eastAsia="Microsoft YaHei"/>
                 <w:b w:val="0"/>
+                <w:i w:val="0"/>
                 <w:sz w:val="18"/>
               </w:rPr>
               <w:t>确保与竞争意图区分开</w:t>
@@ -2657,6 +3109,7 @@
               <w:rPr>
                 <w:rFonts w:ascii="Microsoft YaHei" w:hAnsi="Microsoft YaHei" w:eastAsia="Microsoft YaHei"/>
                 <w:b w:val="0"/>
+                <w:i w:val="0"/>
                 <w:sz w:val="18"/>
               </w:rPr>
               <w:t>其他类似词语的请求</w:t>
@@ -2685,6 +3138,7 @@
               <w:rPr>
                 <w:rFonts w:ascii="Microsoft YaHei" w:hAnsi="Microsoft YaHei" w:eastAsia="Microsoft YaHei"/>
                 <w:b w:val="0"/>
+                <w:i w:val="0"/>
                 <w:sz w:val="18"/>
               </w:rPr>
               <w:t>异常话语</w:t>
@@ -2711,6 +3165,7 @@
               <w:rPr>
                 <w:rFonts w:ascii="Microsoft YaHei" w:hAnsi="Microsoft YaHei" w:eastAsia="Microsoft YaHei"/>
                 <w:b w:val="0"/>
+                <w:i w:val="0"/>
                 <w:sz w:val="18"/>
               </w:rPr>
               <w:t>检查不支持/不明确请求的处理</w:t>
@@ -2737,6 +3192,7 @@
               <w:rPr>
                 <w:rFonts w:ascii="Microsoft YaHei" w:hAnsi="Microsoft YaHei" w:eastAsia="Microsoft YaHei"/>
                 <w:b w:val="0"/>
+                <w:i w:val="0"/>
                 <w:sz w:val="18"/>
               </w:rPr>
               <w:t>不属于意图的问题</w:t>
@@ -2765,6 +3221,7 @@
               <w:rPr>
                 <w:rFonts w:ascii="Microsoft YaHei" w:hAnsi="Microsoft YaHei" w:eastAsia="Microsoft YaHei"/>
                 <w:b w:val="0"/>
+                <w:i w:val="0"/>
                 <w:sz w:val="18"/>
               </w:rPr>
               <w:t>递归话语</w:t>
@@ -2791,6 +3248,7 @@
               <w:rPr>
                 <w:rFonts w:ascii="Microsoft YaHei" w:hAnsi="Microsoft YaHei" w:eastAsia="Microsoft YaHei"/>
                 <w:b w:val="0"/>
+                <w:i w:val="0"/>
                 <w:sz w:val="18"/>
               </w:rPr>
               <w:t>变更前确认维护成功结果</w:t>
@@ -2817,6 +3275,7 @@
               <w:rPr>
                 <w:rFonts w:ascii="Microsoft YaHei" w:hAnsi="Microsoft YaHei" w:eastAsia="Microsoft YaHei"/>
                 <w:b w:val="0"/>
+                <w:i w:val="0"/>
                 <w:sz w:val="18"/>
               </w:rPr>
               <w:t>先前成功的话语</w:t>
@@ -2886,6 +3345,7 @@
               <w:rPr>
                 <w:rFonts w:ascii="Microsoft YaHei" w:hAnsi="Microsoft YaHei" w:eastAsia="Microsoft YaHei"/>
                 <w:b/>
+                <w:i w:val="0"/>
                 <w:color w:val="1F4D78"/>
                 <w:sz w:val="18"/>
               </w:rPr>
@@ -2914,6 +3374,7 @@
               <w:rPr>
                 <w:rFonts w:ascii="Microsoft YaHei" w:hAnsi="Microsoft YaHei" w:eastAsia="Microsoft YaHei"/>
                 <w:b/>
+                <w:i w:val="0"/>
                 <w:color w:val="1F4D78"/>
                 <w:sz w:val="18"/>
               </w:rPr>
@@ -2942,6 +3403,7 @@
               <w:rPr>
                 <w:rFonts w:ascii="Microsoft YaHei" w:hAnsi="Microsoft YaHei" w:eastAsia="Microsoft YaHei"/>
                 <w:b/>
+                <w:i w:val="0"/>
                 <w:color w:val="1F4D78"/>
                 <w:sz w:val="18"/>
               </w:rPr>
@@ -2971,6 +3433,7 @@
               <w:rPr>
                 <w:rFonts w:ascii="Microsoft YaHei" w:hAnsi="Microsoft YaHei" w:eastAsia="Microsoft YaHei"/>
                 <w:b w:val="0"/>
+                <w:i w:val="0"/>
                 <w:sz w:val="18"/>
               </w:rPr>
               <w:t>未归类为预期意图</w:t>
@@ -2997,6 +3460,7 @@
               <w:rPr>
                 <w:rFonts w:ascii="Microsoft YaHei" w:hAnsi="Microsoft YaHei" w:eastAsia="Microsoft YaHei"/>
                 <w:b w:val="0"/>
+                <w:i w:val="0"/>
                 <w:sz w:val="18"/>
               </w:rPr>
               <w:t>机器人·版本·引擎·数据状态</w:t>
@@ -3023,6 +3487,7 @@
               <w:rPr>
                 <w:rFonts w:ascii="Microsoft YaHei" w:hAnsi="Microsoft YaHei" w:eastAsia="Microsoft YaHei"/>
                 <w:b w:val="0"/>
+                <w:i w:val="0"/>
                 <w:sz w:val="18"/>
               </w:rPr>
               <w:t>一起审查代表/边界言论和竞争意图</w:t>
@@ -3051,6 +3516,7 @@
               <w:rPr>
                 <w:rFonts w:ascii="Microsoft YaHei" w:hAnsi="Microsoft YaHei" w:eastAsia="Microsoft YaHei"/>
                 <w:b w:val="0"/>
+                <w:i w:val="0"/>
                 <w:sz w:val="18"/>
               </w:rPr>
               <w:t>语义 未找到结果</w:t>
@@ -3077,6 +3543,7 @@
               <w:rPr>
                 <w:rFonts w:ascii="Microsoft YaHei" w:hAnsi="Microsoft YaHei" w:eastAsia="Microsoft YaHei"/>
                 <w:b w:val="0"/>
+                <w:i w:val="0"/>
                 <w:sz w:val="18"/>
               </w:rPr>
               <w:t>矢量数据库、索引、嵌入兼容性</w:t>
@@ -3103,6 +3570,7 @@
               <w:rPr>
                 <w:rFonts w:ascii="Microsoft YaHei" w:hAnsi="Microsoft YaHei" w:eastAsia="Microsoft YaHei"/>
                 <w:b w:val="0"/>
+                <w:i w:val="0"/>
                 <w:sz w:val="18"/>
               </w:rPr>
               <w:t>检查连接/索引/数据反射状态</w:t>
@@ -3131,6 +3599,7 @@
               <w:rPr>
                 <w:rFonts w:ascii="Microsoft YaHei" w:hAnsi="Microsoft YaHei" w:eastAsia="Microsoft YaHei"/>
                 <w:b w:val="0"/>
+                <w:i w:val="0"/>
                 <w:sz w:val="18"/>
               </w:rPr>
               <w:t>LLM答案动摇</w:t>
@@ -3157,6 +3626,7 @@
               <w:rPr>
                 <w:rFonts w:ascii="Microsoft YaHei" w:hAnsi="Microsoft YaHei" w:eastAsia="Microsoft YaHei"/>
                 <w:b w:val="0"/>
+                <w:i w:val="0"/>
                 <w:sz w:val="18"/>
               </w:rPr>
               <w:t>提供者、模型、指令、输入</w:t>
@@ -3183,6 +3653,7 @@
               <w:rPr>
                 <w:rFonts w:ascii="Microsoft YaHei" w:hAnsi="Microsoft YaHei" w:eastAsia="Microsoft YaHei"/>
                 <w:b w:val="0"/>
+                <w:i w:val="0"/>
                 <w:sz w:val="18"/>
               </w:rPr>
               <w:t>与相同的测试集进行比较并缩小指令范围</w:t>
@@ -3211,6 +3682,7 @@
               <w:rPr>
                 <w:rFonts w:ascii="Microsoft YaHei" w:hAnsi="Microsoft YaHei" w:eastAsia="Microsoft YaHei"/>
                 <w:b w:val="0"/>
+                <w:i w:val="0"/>
                 <w:sz w:val="18"/>
               </w:rPr>
               <w:t>学习或准备状态未完成</w:t>
@@ -3237,6 +3709,7 @@
               <w:rPr>
                 <w:rFonts w:ascii="Microsoft YaHei" w:hAnsi="Microsoft YaHei" w:eastAsia="Microsoft YaHei"/>
                 <w:b w:val="0"/>
+                <w:i w:val="0"/>
                 <w:sz w:val="18"/>
               </w:rPr>
               <w:t>学习历史、错误信息、选择组合</w:t>
@@ -3263,6 +3736,7 @@
               <w:rPr>
                 <w:rFonts w:ascii="Microsoft YaHei" w:hAnsi="Microsoft YaHei" w:eastAsia="Microsoft YaHei"/>
                 <w:b w:val="0"/>
+                <w:i w:val="0"/>
                 <w:sz w:val="18"/>
               </w:rPr>
               <w:t>记录屏幕状态并与操作人员沟通</w:t>
@@ -3291,9 +3765,20 @@
       <w:r>
         <w:rPr>
           <w:rFonts w:ascii="Microsoft YaHei" w:hAnsi="Microsoft YaHei" w:eastAsia="Microsoft YaHei"/>
+          <w:b w:val="0"/>
+          <w:i w:val="0"/>
           <w:sz w:val="21"/>
         </w:rPr>
-        <w:t>症状：学习请求已注册在队列中，但刷新后仍为 `未训练`</w:t>
+        <w:t xml:space="preserve">症状：学习请求已注册在队列中，但刷新后仍为 </w:t>
+      </w:r>
+      <w:r>
+        <w:rPr>
+          <w:rFonts w:ascii="Microsoft YaHei" w:hAnsi="Microsoft YaHei" w:eastAsia="Microsoft YaHei"/>
+          <w:b/>
+          <w:i w:val="0"/>
+          <w:sz w:val="21"/>
+        </w:rPr>
+        <w:t>未训练</w:t>
       </w:r>
     </w:p>
     <w:p>
@@ -3304,9 +3789,38 @@
       <w:r>
         <w:rPr>
           <w:rFonts w:ascii="Microsoft YaHei" w:hAnsi="Microsoft YaHei" w:eastAsia="Microsoft YaHei"/>
+          <w:b w:val="0"/>
+          <w:i w:val="0"/>
           <w:sz w:val="21"/>
         </w:rPr>
-        <w:t>模拟器结果：`意图未分类`、`由于没有训练语句，无法执行意图分类。`</w:t>
+        <w:t>模拟器结果：</w:t>
+      </w:r>
+      <w:r>
+        <w:rPr>
+          <w:rFonts w:ascii="Microsoft YaHei" w:hAnsi="Microsoft YaHei" w:eastAsia="Microsoft YaHei"/>
+          <w:b/>
+          <w:i w:val="0"/>
+          <w:sz w:val="21"/>
+        </w:rPr>
+        <w:t>意图未分类</w:t>
+      </w:r>
+      <w:r>
+        <w:rPr>
+          <w:rFonts w:ascii="Microsoft YaHei" w:hAnsi="Microsoft YaHei" w:eastAsia="Microsoft YaHei"/>
+          <w:b w:val="0"/>
+          <w:i w:val="0"/>
+          <w:sz w:val="21"/>
+        </w:rPr>
+        <w:t>、</w:t>
+      </w:r>
+      <w:r>
+        <w:rPr>
+          <w:rFonts w:ascii="Microsoft YaHei" w:hAnsi="Microsoft YaHei" w:eastAsia="Microsoft YaHei"/>
+          <w:b/>
+          <w:i w:val="0"/>
+          <w:sz w:val="21"/>
+        </w:rPr>
+        <w:t>由于没有训练语句，无法执行意图分类。</w:t>
       </w:r>
     </w:p>
     <w:p>
@@ -3317,6 +3831,8 @@
       <w:r>
         <w:rPr>
           <w:rFonts w:ascii="Microsoft YaHei" w:hAnsi="Microsoft YaHei" w:eastAsia="Microsoft YaHei"/>
+          <w:b w:val="0"/>
+          <w:i w:val="0"/>
           <w:sz w:val="21"/>
         </w:rPr>
         <w:t>判断：训练语句成功保存和ML训练完成是不同的状态，因此在训练完成之前不评估分类质量。</w:t>
@@ -3330,6 +3846,8 @@
       <w:r>
         <w:rPr>
           <w:rFonts w:ascii="Microsoft YaHei" w:hAnsi="Microsoft YaHei" w:eastAsia="Microsoft YaHei"/>
+          <w:b w:val="0"/>
+          <w:i w:val="0"/>
           <w:sz w:val="21"/>
         </w:rPr>
         <w:t>操作：检查学习历史记录的完成状态，如果没有历史记录，则将机器人、版本、引擎和请求时间发送给运营经理。</w:t>
@@ -3357,6 +3875,378 @@
           <w:i w:val="0"/>
           <w:sz w:val="21"/>
         </w:rPr>
+        <w:t>11. 学习、索引执行与状态判断</w:t>
+      </w:r>
+    </w:p>
+    <w:p>
+      <w:pPr>
+        <w:pStyle w:val="ListBullet"/>
+        <w:spacing w:after="80"/>
+      </w:pPr>
+      <w:r>
+        <w:rPr>
+          <w:rFonts w:ascii="Microsoft YaHei" w:hAnsi="Microsoft YaHei" w:eastAsia="Microsoft YaHei"/>
+          <w:b w:val="0"/>
+          <w:i w:val="0"/>
+          <w:sz w:val="21"/>
+        </w:rPr>
+        <w:t>执行前确认机器人 UUID、版本、语言、引擎、模型、回答方式、已保存资产和基准测试集。</w:t>
+      </w:r>
+    </w:p>
+    <w:p>
+      <w:pPr>
+        <w:pStyle w:val="ListBullet"/>
+        <w:spacing w:after="80"/>
+      </w:pPr>
+      <w:r>
+        <w:rPr>
+          <w:rFonts w:ascii="Microsoft YaHei" w:hAnsi="Microsoft YaHei" w:eastAsia="Microsoft YaHei"/>
+          <w:b w:val="0"/>
+          <w:i w:val="0"/>
+          <w:sz w:val="21"/>
+        </w:rPr>
+        <w:t>ML 学习和 Semantic 索引可能需要三分钟以上。仅出现请求消息不能判定成功。</w:t>
+      </w:r>
+    </w:p>
+    <w:p>
+      <w:pPr>
+        <w:pStyle w:val="ListBullet"/>
+        <w:spacing w:after="80"/>
+      </w:pPr>
+      <w:r>
+        <w:rPr>
+          <w:rFonts w:ascii="Microsoft YaHei" w:hAnsi="Microsoft YaHei" w:eastAsia="Microsoft YaHei"/>
+          <w:b w:val="0"/>
+          <w:i w:val="0"/>
+          <w:sz w:val="21"/>
+        </w:rPr>
+        <w:t>在学习历史中确认最终状态后再运行机器人测试。无历史、仍为未学习、索引为空或 LLM 调用失败都应判定为失败。</w:t>
+      </w:r>
+    </w:p>
+    <w:p>
+      <w:pPr>
+        <w:pStyle w:val="Heading1"/>
+      </w:pPr>
+      <w:r>
+        <w:rPr>
+          <w:rFonts w:ascii="Microsoft YaHei" w:hAnsi="Microsoft YaHei" w:eastAsia="Microsoft YaHei"/>
+          <w:b/>
+          <w:i w:val="0"/>
+          <w:sz w:val="21"/>
+        </w:rPr>
+        <w:t>12. Score 与 Cut-off 运营</w:t>
+      </w:r>
+    </w:p>
+    <w:p>
+      <w:pPr>
+        <w:spacing w:after="80"/>
+        <w:ind w:left="360" w:hanging="288"/>
+      </w:pPr>
+      <w:r>
+        <w:rPr>
+          <w:rFonts w:ascii="Microsoft YaHei" w:hAnsi="Microsoft YaHei" w:eastAsia="Microsoft YaHei"/>
+          <w:b w:val="0"/>
+          <w:i w:val="0"/>
+          <w:sz w:val="21"/>
+        </w:rPr>
+        <w:t>1. 记录当前 Cut-off 和相似度标准。</w:t>
+      </w:r>
+    </w:p>
+    <w:p>
+      <w:pPr>
+        <w:spacing w:after="80"/>
+        <w:ind w:left="360" w:hanging="288"/>
+      </w:pPr>
+      <w:r>
+        <w:rPr>
+          <w:rFonts w:ascii="Microsoft YaHei" w:hAnsi="Microsoft YaHei" w:eastAsia="Microsoft YaHei"/>
+          <w:b w:val="0"/>
+          <w:i w:val="0"/>
+          <w:sz w:val="21"/>
+        </w:rPr>
+        <w:t>2. 收集正确、错误、边界和不支持话语的 Score 分布。</w:t>
+      </w:r>
+    </w:p>
+    <w:p>
+      <w:pPr>
+        <w:spacing w:after="80"/>
+        <w:ind w:left="360" w:hanging="288"/>
+      </w:pPr>
+      <w:r>
+        <w:rPr>
+          <w:rFonts w:ascii="Microsoft YaHei" w:hAnsi="Microsoft YaHei" w:eastAsia="Microsoft YaHei"/>
+          <w:b w:val="0"/>
+          <w:i w:val="0"/>
+          <w:sz w:val="21"/>
+        </w:rPr>
+        <w:t>3. 每次只修改一个标准，并使用同一回归测试集重新执行。</w:t>
+      </w:r>
+    </w:p>
+    <w:p>
+      <w:pPr>
+        <w:spacing w:after="80"/>
+        <w:ind w:left="360" w:hanging="288"/>
+      </w:pPr>
+      <w:r>
+        <w:rPr>
+          <w:rFonts w:ascii="Microsoft YaHei" w:hAnsi="Microsoft YaHei" w:eastAsia="Microsoft YaHei"/>
+          <w:b w:val="0"/>
+          <w:i w:val="0"/>
+          <w:sz w:val="21"/>
+        </w:rPr>
+        <w:t>4. 同时评估误接受和误拒绝，不能只优化画面上的百分比。</w:t>
+      </w:r>
+    </w:p>
+    <w:p>
+      <w:pPr>
+        <w:pStyle w:val="Heading1"/>
+      </w:pPr>
+      <w:r>
+        <w:rPr>
+          <w:rFonts w:ascii="Microsoft YaHei" w:hAnsi="Microsoft YaHei" w:eastAsia="Microsoft YaHei"/>
+          <w:b/>
+          <w:i w:val="0"/>
+          <w:sz w:val="21"/>
+        </w:rPr>
+        <w:t>13. 多语言 NLU 运营</w:t>
+      </w:r>
+    </w:p>
+    <w:p>
+      <w:r>
+        <w:rPr>
+          <w:rFonts w:ascii="Microsoft YaHei" w:hAnsi="Microsoft YaHei" w:eastAsia="Microsoft YaHei"/>
+          <w:b w:val="0"/>
+          <w:i w:val="0"/>
+          <w:sz w:val="21"/>
+        </w:rPr>
+        <w:t>CGA 的 UI 和机器人语言支持韩语、英语、简体中文、日语、越南语、法语和德语。标识符和 API 契约保持不变，话语、消息、实体和评估集则使用目标语言编写。</w:t>
+      </w:r>
+    </w:p>
+    <w:p>
+      <w:r>
+        <w:rPr>
+          <w:rFonts w:ascii="Microsoft YaHei" w:hAnsi="Microsoft YaHei" w:eastAsia="Microsoft YaHei"/>
+          <w:b w:val="0"/>
+          <w:i w:val="0"/>
+          <w:sz w:val="21"/>
+        </w:rPr>
+        <w:t>消息查询优先使用请求语言，没有时回退到机器人语言。形态、空格、敬语、重音符号和语言特有变体必须分别验证，不能只依赖直译。</w:t>
+      </w:r>
+    </w:p>
+    <w:p>
+      <w:pPr>
+        <w:pStyle w:val="Heading1"/>
+      </w:pPr>
+      <w:r>
+        <w:rPr>
+          <w:rFonts w:ascii="Microsoft YaHei" w:hAnsi="Microsoft YaHei" w:eastAsia="Microsoft YaHei"/>
+          <w:b/>
+          <w:i w:val="0"/>
+          <w:sz w:val="21"/>
+        </w:rPr>
+        <w:t>14. 受控引擎实验</w:t>
+      </w:r>
+    </w:p>
+    <w:p>
+      <w:pPr>
+        <w:pStyle w:val="ListBullet"/>
+        <w:spacing w:after="80"/>
+      </w:pPr>
+      <w:r>
+        <w:rPr>
+          <w:rFonts w:ascii="Microsoft YaHei" w:hAnsi="Microsoft YaHei" w:eastAsia="Microsoft YaHei"/>
+          <w:b w:val="0"/>
+          <w:i w:val="0"/>
+          <w:sz w:val="21"/>
+        </w:rPr>
+        <w:t>创建独立工作版本，不直接覆盖运营版本。</w:t>
+      </w:r>
+    </w:p>
+    <w:p>
+      <w:pPr>
+        <w:pStyle w:val="ListBullet"/>
+        <w:spacing w:after="80"/>
+      </w:pPr>
+      <w:r>
+        <w:rPr>
+          <w:rFonts w:ascii="Microsoft YaHei" w:hAnsi="Microsoft YaHei" w:eastAsia="Microsoft YaHei"/>
+          <w:b w:val="0"/>
+          <w:i w:val="0"/>
+          <w:sz w:val="21"/>
+        </w:rPr>
+        <w:t>固定测试集，每次实验只修改数据、阈值、模型、Provider、Prompt 或索引设置中的一项。</w:t>
+      </w:r>
+    </w:p>
+    <w:p>
+      <w:pPr>
+        <w:pStyle w:val="ListBullet"/>
+        <w:spacing w:after="80"/>
+      </w:pPr>
+      <w:r>
+        <w:rPr>
+          <w:rFonts w:ascii="Microsoft YaHei" w:hAnsi="Microsoft YaHei" w:eastAsia="Microsoft YaHei"/>
+          <w:b w:val="0"/>
+          <w:i w:val="0"/>
+          <w:sz w:val="21"/>
+        </w:rPr>
+        <w:t>记录准确率、失败类型、回答一致性、延迟、费用和运营限制。</w:t>
+      </w:r>
+    </w:p>
+    <w:p>
+      <w:pPr>
+        <w:pStyle w:val="ListBullet"/>
+        <w:spacing w:after="80"/>
+      </w:pPr>
+      <w:r>
+        <w:rPr>
+          <w:rFonts w:ascii="Microsoft YaHei" w:hAnsi="Microsoft YaHei" w:eastAsia="Microsoft YaHei"/>
+          <w:b w:val="0"/>
+          <w:i w:val="0"/>
+          <w:sz w:val="21"/>
+        </w:rPr>
+        <w:t>只有满足约定标准且保留原成功案例的版本才能切换为运营版本。</w:t>
+      </w:r>
+    </w:p>
+    <w:p>
+      <w:pPr>
+        <w:pStyle w:val="Heading1"/>
+      </w:pPr>
+      <w:r>
+        <w:rPr>
+          <w:rFonts w:ascii="Microsoft YaHei" w:hAnsi="Microsoft YaHei" w:eastAsia="Microsoft YaHei"/>
+          <w:b/>
+          <w:i w:val="0"/>
+          <w:sz w:val="21"/>
+        </w:rPr>
+        <w:t>15. 质量改进示例</w:t>
+      </w:r>
+    </w:p>
+    <w:p>
+      <w:r>
+        <w:rPr>
+          <w:rFonts w:ascii="Microsoft YaHei" w:hAnsi="Microsoft YaHei" w:eastAsia="Microsoft YaHei"/>
+          <w:b w:val="0"/>
+          <w:i w:val="0"/>
+          <w:sz w:val="21"/>
+        </w:rPr>
+        <w:t>以配送咨询为例，将配送日程与当前状态分开，准备代表、变体、边界、异常和回归话语，确认订单号提取，重新学习或索引，再比较全部测试集。即使错误数减少，如果原成功话语的 Score 下降或意图改变，也不能判定改善成功。</w:t>
+      </w:r>
+    </w:p>
+    <w:p>
+      <w:pPr>
+        <w:pStyle w:val="Heading1"/>
+      </w:pPr>
+      <w:r>
+        <w:rPr>
+          <w:rFonts w:ascii="Microsoft YaHei" w:hAnsi="Microsoft YaHei" w:eastAsia="Microsoft YaHei"/>
+          <w:b/>
+          <w:i w:val="0"/>
+          <w:sz w:val="21"/>
+        </w:rPr>
+        <w:t>16. 运营反映检查表</w:t>
+      </w:r>
+    </w:p>
+    <w:p>
+      <w:pPr>
+        <w:pStyle w:val="ListBullet"/>
+        <w:spacing w:after="80"/>
+      </w:pPr>
+      <w:r>
+        <w:rPr>
+          <w:rFonts w:ascii="Microsoft YaHei" w:hAnsi="Microsoft YaHei" w:eastAsia="Microsoft YaHei"/>
+          <w:b w:val="0"/>
+          <w:i w:val="0"/>
+          <w:sz w:val="21"/>
+        </w:rPr>
+        <w:t>[ ] 已记录机器人 UUID、版本、语言、引擎、模型和回答方式。</w:t>
+      </w:r>
+    </w:p>
+    <w:p>
+      <w:pPr>
+        <w:pStyle w:val="ListBullet"/>
+        <w:spacing w:after="80"/>
+      </w:pPr>
+      <w:r>
+        <w:rPr>
+          <w:rFonts w:ascii="Microsoft YaHei" w:hAnsi="Microsoft YaHei" w:eastAsia="Microsoft YaHei"/>
+          <w:b w:val="0"/>
+          <w:i w:val="0"/>
+          <w:sz w:val="21"/>
+        </w:rPr>
+        <w:t>[ ] 已用同一测试集比较变更前后结果。</w:t>
+      </w:r>
+    </w:p>
+    <w:p>
+      <w:pPr>
+        <w:pStyle w:val="ListBullet"/>
+        <w:spacing w:after="80"/>
+      </w:pPr>
+      <w:r>
+        <w:rPr>
+          <w:rFonts w:ascii="Microsoft YaHei" w:hAnsi="Microsoft YaHei" w:eastAsia="Microsoft YaHei"/>
+          <w:b w:val="0"/>
+          <w:i w:val="0"/>
+          <w:sz w:val="21"/>
+        </w:rPr>
+        <w:t>[ ] 已在学习历史中确认学习或索引成功。</w:t>
+      </w:r>
+    </w:p>
+    <w:p>
+      <w:pPr>
+        <w:pStyle w:val="ListBullet"/>
+        <w:spacing w:after="80"/>
+      </w:pPr>
+      <w:r>
+        <w:rPr>
+          <w:rFonts w:ascii="Microsoft YaHei" w:hAnsi="Microsoft YaHei" w:eastAsia="Microsoft YaHei"/>
+          <w:b w:val="0"/>
+          <w:i w:val="0"/>
+          <w:sz w:val="21"/>
+        </w:rPr>
+        <w:t>[ ] 已检查 Score、相似意图冲突和回归话语。</w:t>
+      </w:r>
+    </w:p>
+    <w:p>
+      <w:pPr>
+        <w:pStyle w:val="ListBullet"/>
+        <w:spacing w:after="80"/>
+      </w:pPr>
+      <w:r>
+        <w:rPr>
+          <w:rFonts w:ascii="Microsoft YaHei" w:hAnsi="Microsoft YaHei" w:eastAsia="Microsoft YaHei"/>
+          <w:b w:val="0"/>
+          <w:i w:val="0"/>
+          <w:sz w:val="21"/>
+        </w:rPr>
+        <w:t>[ ] 已验证目标语言消息和实体提取。</w:t>
+      </w:r>
+    </w:p>
+    <w:p>
+      <w:pPr>
+        <w:pStyle w:val="ListBullet"/>
+        <w:spacing w:after="80"/>
+      </w:pPr>
+      <w:r>
+        <w:rPr>
+          <w:rFonts w:ascii="Microsoft YaHei" w:hAnsi="Microsoft YaHei" w:eastAsia="Microsoft YaHei"/>
+          <w:b w:val="0"/>
+          <w:i w:val="0"/>
+          <w:sz w:val="21"/>
+        </w:rPr>
+        <w:t>[ ] 已检查实际频道、对话、API 和 Queue 历史。</w:t>
+      </w:r>
+    </w:p>
+    <w:p>
+      <w:pPr>
+        <w:pStyle w:val="Heading1"/>
+      </w:pPr>
+      <w:r>
+        <w:rPr>
+          <w:rFonts w:ascii="Microsoft YaHei" w:hAnsi="Microsoft YaHei" w:eastAsia="Microsoft YaHei"/>
+          <w:b/>
+          <w:i w:val="0"/>
+          <w:sz w:val="21"/>
+        </w:rPr>
         <w:t>相关文件</w:t>
       </w:r>
     </w:p>
@@ -3368,9 +4258,11 @@
       <w:r>
         <w:rPr>
           <w:rFonts w:ascii="Microsoft YaHei" w:hAnsi="Microsoft YaHei" w:eastAsia="Microsoft YaHei"/>
+          <w:b w:val="0"/>
+          <w:i w:val="0"/>
           <w:sz w:val="21"/>
         </w:rPr>
-        <w:t>[查看所有 CGA 手册](../README.md)</w:t>
+        <w:t>查看所有 CGA 手册</w:t>
       </w:r>
     </w:p>
     <w:p>
@@ -3381,9 +4273,11 @@
       <w:r>
         <w:rPr>
           <w:rFonts w:ascii="Microsoft YaHei" w:hAnsi="Microsoft YaHei" w:eastAsia="Microsoft YaHei"/>
+          <w:b w:val="0"/>
+          <w:i w:val="0"/>
           <w:sz w:val="21"/>
         </w:rPr>
-        <w:t>[CGA 入门](../cga-getting-started/README.md)</w:t>
+        <w:t>CGA 入门</w:t>
       </w:r>
     </w:p>
     <w:p>
@@ -3394,9 +4288,11 @@
       <w:r>
         <w:rPr>
           <w:rFonts w:ascii="Microsoft YaHei" w:hAnsi="Microsoft YaHei" w:eastAsia="Microsoft YaHei"/>
+          <w:b w:val="0"/>
+          <w:i w:val="0"/>
           <w:sz w:val="21"/>
         </w:rPr>
-        <w:t>[CGA 用户手册](../cga-user-manual/README.md)</w:t>
+        <w:t>CGA 用户手册</w:t>
       </w:r>
     </w:p>
     <w:p>
@@ -3407,9 +4303,11 @@
       <w:r>
         <w:rPr>
           <w:rFonts w:ascii="Microsoft YaHei" w:hAnsi="Microsoft YaHei" w:eastAsia="Microsoft YaHei"/>
+          <w:b w:val="0"/>
+          <w:i w:val="0"/>
           <w:sz w:val="21"/>
         </w:rPr>
-        <w:t>[发动机对照表](engine-comparison.md)</w:t>
+        <w:t>发动机对照表</w:t>
       </w:r>
     </w:p>
     <w:sectPr>
